--- a/projects/paper-02/06-write/paper02_draft_v1.docx
+++ b/projects/paper-02/06-write/paper02_draft_v1.docx
@@ -4,7 +4,6 @@
   <w:body>
     <w:p>
       <w:pPr>
-        <w:spacing w:before="1440" w:after="240"/>
         <w:jc w:val="center"/>
         <w:spacing w:line="480" w:lineRule="auto"/>
       </w:pPr>
@@ -21,7 +20,6 @@
     </w:p>
     <w:p>
       <w:pPr>
-        <w:spacing w:before="0" w:after="80"/>
         <w:jc w:val="center"/>
         <w:spacing w:line="480" w:lineRule="auto"/>
       </w:pPr>
@@ -38,7 +36,6 @@
     </w:p>
     <w:p>
       <w:pPr>
-        <w:spacing w:before="0" w:after="80"/>
         <w:jc w:val="center"/>
         <w:spacing w:line="480" w:lineRule="auto"/>
       </w:pPr>
@@ -55,7 +52,6 @@
     </w:p>
     <w:p>
       <w:pPr>
-        <w:spacing w:before="0" w:after="80"/>
         <w:jc w:val="center"/>
         <w:spacing w:line="480" w:lineRule="auto"/>
       </w:pPr>
@@ -72,7 +68,6 @@
     </w:p>
     <w:p>
       <w:pPr>
-        <w:spacing w:before="0" w:after="80"/>
         <w:jc w:val="center"/>
         <w:spacing w:line="480" w:lineRule="auto"/>
       </w:pPr>
@@ -89,7 +84,6 @@
     </w:p>
     <w:p>
       <w:pPr>
-        <w:spacing w:before="0" w:after="80"/>
         <w:jc w:val="center"/>
         <w:spacing w:line="480" w:lineRule="auto"/>
       </w:pPr>
@@ -106,7 +100,6 @@
     </w:p>
     <w:p>
       <w:pPr>
-        <w:spacing w:before="0" w:after="80"/>
         <w:jc w:val="center"/>
         <w:spacing w:line="480" w:lineRule="auto"/>
       </w:pPr>
@@ -123,7 +116,6 @@
     </w:p>
     <w:p>
       <w:pPr>
-        <w:spacing w:before="0" w:after="80"/>
         <w:jc w:val="center"/>
         <w:spacing w:line="480" w:lineRule="auto"/>
       </w:pPr>
@@ -140,7 +132,6 @@
     </w:p>
     <w:p>
       <w:pPr>
-        <w:spacing w:before="0" w:after="80"/>
         <w:jc w:val="center"/>
         <w:spacing w:line="480" w:lineRule="auto"/>
       </w:pPr>
@@ -157,7 +148,6 @@
     </w:p>
     <w:p>
       <w:pPr>
-        <w:spacing w:before="480" w:after="80"/>
         <w:jc w:val="center"/>
         <w:spacing w:line="480" w:lineRule="auto"/>
       </w:pPr>
@@ -179,7 +169,6 @@
     </w:p>
     <w:p>
       <w:pPr>
-        <w:spacing w:before="240" w:after="120"/>
         <w:jc w:val="left"/>
         <w:spacing w:line="480" w:lineRule="auto"/>
       </w:pPr>
@@ -196,7 +185,6 @@
     </w:p>
     <w:p>
       <w:pPr>
-        <w:spacing w:before="0" w:after="240"/>
         <w:ind w:firstLine="720"/>
         <w:spacing w:line="480" w:lineRule="auto"/>
       </w:pPr>
@@ -227,8 +215,12 @@
       </w:r>
     </w:p>
     <w:p>
+      <w:r>
+        <w:br w:type="page"/>
+      </w:r>
+    </w:p>
+    <w:p>
       <w:pPr>
-        <w:spacing w:before="240" w:after="120"/>
         <w:jc w:val="left"/>
         <w:spacing w:line="480" w:lineRule="auto"/>
       </w:pPr>
@@ -245,7 +237,6 @@
     </w:p>
     <w:p>
       <w:pPr>
-        <w:spacing w:before="120" w:after="60"/>
         <w:jc w:val="left"/>
         <w:spacing w:line="480" w:lineRule="auto"/>
       </w:pPr>
@@ -262,7 +253,6 @@
     </w:p>
     <w:p>
       <w:pPr>
-        <w:spacing w:before="0" w:after="0"/>
         <w:ind w:firstLine="720"/>
         <w:jc w:val="left"/>
         <w:spacing w:line="480" w:lineRule="auto"/>
@@ -280,7 +270,6 @@
     </w:p>
     <w:p>
       <w:pPr>
-        <w:spacing w:before="0" w:after="0"/>
         <w:ind w:firstLine="720"/>
         <w:jc w:val="left"/>
         <w:spacing w:line="480" w:lineRule="auto"/>
@@ -318,7 +307,6 @@
     </w:p>
     <w:p>
       <w:pPr>
-        <w:spacing w:before="120" w:after="60"/>
         <w:jc w:val="left"/>
         <w:spacing w:line="480" w:lineRule="auto"/>
       </w:pPr>
@@ -335,7 +323,6 @@
     </w:p>
     <w:p>
       <w:pPr>
-        <w:spacing w:before="0" w:after="0"/>
         <w:ind w:firstLine="720"/>
         <w:jc w:val="left"/>
         <w:spacing w:line="480" w:lineRule="auto"/>
@@ -353,7 +340,6 @@
     </w:p>
     <w:p>
       <w:pPr>
-        <w:spacing w:before="0" w:after="0"/>
         <w:ind w:firstLine="720"/>
         <w:jc w:val="left"/>
         <w:spacing w:line="480" w:lineRule="auto"/>
@@ -391,7 +377,6 @@
     </w:p>
     <w:p>
       <w:pPr>
-        <w:spacing w:before="120" w:after="60"/>
         <w:jc w:val="left"/>
         <w:spacing w:line="480" w:lineRule="auto"/>
       </w:pPr>
@@ -408,7 +393,6 @@
     </w:p>
     <w:p>
       <w:pPr>
-        <w:spacing w:before="0" w:after="0"/>
         <w:ind w:firstLine="720"/>
         <w:jc w:val="left"/>
         <w:spacing w:line="480" w:lineRule="auto"/>
@@ -426,7 +410,6 @@
     </w:p>
     <w:p>
       <w:pPr>
-        <w:spacing w:before="0" w:after="0"/>
         <w:ind w:firstLine="720"/>
         <w:jc w:val="left"/>
         <w:spacing w:line="480" w:lineRule="auto"/>
@@ -449,7 +432,6 @@
     </w:p>
     <w:p>
       <w:pPr>
-        <w:spacing w:before="240" w:after="120"/>
         <w:jc w:val="left"/>
         <w:spacing w:line="480" w:lineRule="auto"/>
       </w:pPr>
@@ -466,7 +448,6 @@
     </w:p>
     <w:p>
       <w:pPr>
-        <w:spacing w:before="120" w:after="60"/>
         <w:jc w:val="left"/>
         <w:spacing w:line="480" w:lineRule="auto"/>
       </w:pPr>
@@ -483,7 +464,6 @@
     </w:p>
     <w:p>
       <w:pPr>
-        <w:spacing w:before="0" w:after="0"/>
         <w:ind w:firstLine="720"/>
         <w:jc w:val="left"/>
         <w:spacing w:line="480" w:lineRule="auto"/>
@@ -501,7 +481,6 @@
     </w:p>
     <w:p>
       <w:pPr>
-        <w:spacing w:before="120" w:after="60"/>
         <w:jc w:val="left"/>
         <w:spacing w:line="480" w:lineRule="auto"/>
       </w:pPr>
@@ -518,7 +497,6 @@
     </w:p>
     <w:p>
       <w:pPr>
-        <w:spacing w:before="0" w:after="0"/>
         <w:ind w:firstLine="720"/>
         <w:jc w:val="left"/>
         <w:spacing w:line="480" w:lineRule="auto"/>
@@ -536,7 +514,6 @@
     </w:p>
     <w:p>
       <w:pPr>
-        <w:spacing w:before="0" w:after="0"/>
         <w:ind w:firstLine="720"/>
         <w:jc w:val="left"/>
         <w:spacing w:line="480" w:lineRule="auto"/>
@@ -564,7 +541,6 @@
     </w:p>
     <w:p>
       <w:pPr>
-        <w:spacing w:before="0" w:after="0"/>
         <w:ind w:firstLine="720"/>
         <w:jc w:val="left"/>
         <w:spacing w:line="480" w:lineRule="auto"/>
@@ -612,7 +588,6 @@
     </w:p>
     <w:p>
       <w:pPr>
-        <w:spacing w:before="0" w:after="0"/>
         <w:ind w:firstLine="720"/>
         <w:jc w:val="left"/>
         <w:spacing w:line="480" w:lineRule="auto"/>
@@ -640,7 +615,6 @@
     </w:p>
     <w:p>
       <w:pPr>
-        <w:spacing w:before="0" w:after="0"/>
         <w:ind w:firstLine="720"/>
         <w:jc w:val="left"/>
         <w:spacing w:line="480" w:lineRule="auto"/>
@@ -668,7 +642,6 @@
     </w:p>
     <w:p>
       <w:pPr>
-        <w:spacing w:before="0" w:after="0"/>
         <w:ind w:firstLine="720"/>
         <w:jc w:val="left"/>
         <w:spacing w:line="480" w:lineRule="auto"/>
@@ -696,7 +669,6 @@
     </w:p>
     <w:p>
       <w:pPr>
-        <w:spacing w:before="120" w:after="60"/>
         <w:jc w:val="left"/>
         <w:spacing w:line="480" w:lineRule="auto"/>
       </w:pPr>
@@ -713,7 +685,6 @@
     </w:p>
     <w:p>
       <w:pPr>
-        <w:spacing w:before="0" w:after="0"/>
         <w:ind w:firstLine="720"/>
         <w:jc w:val="left"/>
         <w:spacing w:line="480" w:lineRule="auto"/>
@@ -731,7 +702,6 @@
     </w:p>
     <w:p>
       <w:pPr>
-        <w:spacing w:before="0" w:after="0"/>
         <w:ind w:firstLine="720"/>
         <w:jc w:val="left"/>
         <w:spacing w:line="480" w:lineRule="auto"/>
@@ -749,7 +719,6 @@
     </w:p>
     <w:p>
       <w:pPr>
-        <w:spacing w:before="60" w:after="60"/>
         <w:ind w:left="720" w:right="720"/>
         <w:spacing w:line="480" w:lineRule="auto"/>
       </w:pPr>
@@ -766,7 +735,6 @@
     </w:p>
     <w:p>
       <w:pPr>
-        <w:spacing w:before="0" w:after="0"/>
         <w:ind w:firstLine="720"/>
         <w:jc w:val="left"/>
         <w:spacing w:line="480" w:lineRule="auto"/>
@@ -784,7 +752,6 @@
     </w:p>
     <w:p>
       <w:pPr>
-        <w:spacing w:before="120" w:after="60"/>
         <w:jc w:val="left"/>
         <w:spacing w:line="480" w:lineRule="auto"/>
       </w:pPr>
@@ -801,7 +768,6 @@
     </w:p>
     <w:p>
       <w:pPr>
-        <w:spacing w:before="0" w:after="0"/>
         <w:ind w:firstLine="720"/>
         <w:jc w:val="left"/>
         <w:spacing w:line="480" w:lineRule="auto"/>
@@ -819,7 +785,6 @@
     </w:p>
     <w:p>
       <w:pPr>
-        <w:spacing w:before="0" w:after="0"/>
         <w:ind w:firstLine="720"/>
         <w:jc w:val="left"/>
         <w:spacing w:line="480" w:lineRule="auto"/>
@@ -837,7 +802,6 @@
     </w:p>
     <w:p>
       <w:pPr>
-        <w:spacing w:before="0" w:after="0"/>
         <w:ind w:firstLine="720"/>
         <w:jc w:val="left"/>
         <w:spacing w:line="480" w:lineRule="auto"/>
@@ -905,7 +869,6 @@
     </w:p>
     <w:p>
       <w:pPr>
-        <w:spacing w:before="0" w:after="0"/>
         <w:ind w:firstLine="720"/>
         <w:jc w:val="left"/>
         <w:spacing w:line="480" w:lineRule="auto"/>
@@ -933,7 +896,6 @@
     </w:p>
     <w:p>
       <w:pPr>
-        <w:spacing w:before="0" w:after="0"/>
         <w:ind w:firstLine="720"/>
         <w:jc w:val="left"/>
         <w:spacing w:line="480" w:lineRule="auto"/>
@@ -1061,7 +1023,6 @@
     </w:p>
     <w:p>
       <w:pPr>
-        <w:spacing w:before="120" w:after="60"/>
         <w:jc w:val="left"/>
         <w:spacing w:line="480" w:lineRule="auto"/>
       </w:pPr>
@@ -1078,7 +1039,6 @@
     </w:p>
     <w:p>
       <w:pPr>
-        <w:spacing w:before="0" w:after="0"/>
         <w:ind w:firstLine="720"/>
         <w:jc w:val="left"/>
         <w:spacing w:line="480" w:lineRule="auto"/>
@@ -1096,7 +1056,6 @@
     </w:p>
     <w:p>
       <w:pPr>
-        <w:spacing w:before="120" w:after="60"/>
         <w:jc w:val="left"/>
         <w:spacing w:line="480" w:lineRule="auto"/>
       </w:pPr>
@@ -1113,7 +1072,6 @@
     </w:p>
     <w:p>
       <w:pPr>
-        <w:spacing w:before="0" w:after="0"/>
         <w:ind w:firstLine="720"/>
         <w:jc w:val="left"/>
         <w:spacing w:line="480" w:lineRule="auto"/>
@@ -1131,7 +1089,6 @@
     </w:p>
     <w:p>
       <w:pPr>
-        <w:spacing w:before="120" w:after="60"/>
         <w:jc w:val="left"/>
         <w:spacing w:line="480" w:lineRule="auto"/>
       </w:pPr>
@@ -1148,7 +1105,6 @@
     </w:p>
     <w:p>
       <w:pPr>
-        <w:spacing w:before="0" w:after="0"/>
         <w:ind w:firstLine="720"/>
         <w:jc w:val="left"/>
         <w:spacing w:line="480" w:lineRule="auto"/>
@@ -1171,7 +1127,6 @@
     </w:p>
     <w:p>
       <w:pPr>
-        <w:spacing w:before="240" w:after="120"/>
         <w:jc w:val="left"/>
         <w:spacing w:line="480" w:lineRule="auto"/>
       </w:pPr>
@@ -1188,7 +1143,6 @@
     </w:p>
     <w:p>
       <w:pPr>
-        <w:spacing w:before="120" w:after="60"/>
         <w:jc w:val="left"/>
         <w:spacing w:line="480" w:lineRule="auto"/>
       </w:pPr>
@@ -1205,7 +1159,6 @@
     </w:p>
     <w:p>
       <w:pPr>
-        <w:spacing w:before="0" w:after="0"/>
         <w:ind w:firstLine="720"/>
         <w:jc w:val="left"/>
         <w:spacing w:line="480" w:lineRule="auto"/>
@@ -1303,7 +1256,6 @@
     </w:p>
     <w:p>
       <w:pPr>
-        <w:spacing w:before="0" w:after="0"/>
         <w:ind w:firstLine="720"/>
         <w:jc w:val="left"/>
         <w:spacing w:line="480" w:lineRule="auto"/>
@@ -1441,7 +1393,6 @@
     </w:p>
     <w:p>
       <w:pPr>
-        <w:spacing w:before="0" w:after="0"/>
         <w:ind w:firstLine="720"/>
         <w:jc w:val="left"/>
         <w:spacing w:line="480" w:lineRule="auto"/>
@@ -1519,7 +1470,6 @@
     </w:p>
     <w:p>
       <w:pPr>
-        <w:spacing w:before="0" w:after="0"/>
         <w:ind w:firstLine="720"/>
         <w:jc w:val="left"/>
         <w:spacing w:line="480" w:lineRule="auto"/>
@@ -1557,7 +1507,6 @@
     </w:p>
     <w:p>
       <w:pPr>
-        <w:spacing w:before="0" w:after="0"/>
         <w:ind w:firstLine="720"/>
         <w:jc w:val="left"/>
         <w:spacing w:line="480" w:lineRule="auto"/>
@@ -6106,7 +6055,7 @@
         <w:rPr>
           <w:rFonts w:ascii="Times New Roman" w:hAnsi="Times New Roman"/>
           <w:rFonts w:ascii="Times New Roman" w:hAnsi="Times New Roman"/>
-          <w:b w:val="0"/>
+          <w:b/>
           <w:i/>
           <w:sz w:val="20"/>
         </w:rPr>
@@ -6145,7 +6094,6 @@
     </w:p>
     <w:p>
       <w:pPr>
-        <w:spacing w:before="120" w:after="60"/>
         <w:jc w:val="left"/>
         <w:spacing w:line="480" w:lineRule="auto"/>
       </w:pPr>
@@ -6162,7 +6110,6 @@
     </w:p>
     <w:p>
       <w:pPr>
-        <w:spacing w:before="0" w:after="0"/>
         <w:ind w:firstLine="720"/>
         <w:jc w:val="left"/>
         <w:spacing w:line="480" w:lineRule="auto"/>
@@ -6180,7 +6127,6 @@
     </w:p>
     <w:p>
       <w:pPr>
-        <w:spacing w:before="120" w:after="60"/>
         <w:jc w:val="left"/>
         <w:spacing w:line="480" w:lineRule="auto"/>
       </w:pPr>
@@ -6197,7 +6143,6 @@
     </w:p>
     <w:p>
       <w:pPr>
-        <w:spacing w:before="0" w:after="0"/>
         <w:ind w:firstLine="720"/>
         <w:jc w:val="left"/>
         <w:spacing w:line="480" w:lineRule="auto"/>
@@ -6215,7 +6160,6 @@
     </w:p>
     <w:p>
       <w:pPr>
-        <w:spacing w:before="120" w:after="60"/>
         <w:jc w:val="left"/>
         <w:spacing w:line="480" w:lineRule="auto"/>
       </w:pPr>
@@ -6232,7 +6176,6 @@
     </w:p>
     <w:p>
       <w:pPr>
-        <w:spacing w:before="0" w:after="0"/>
         <w:ind w:firstLine="720"/>
         <w:jc w:val="left"/>
         <w:spacing w:line="480" w:lineRule="auto"/>
@@ -6300,7 +6243,6 @@
     </w:p>
     <w:p>
       <w:pPr>
-        <w:spacing w:before="0" w:after="0"/>
         <w:ind w:firstLine="720"/>
         <w:jc w:val="left"/>
         <w:spacing w:line="480" w:lineRule="auto"/>
@@ -6448,7 +6390,6 @@
     </w:p>
     <w:p>
       <w:pPr>
-        <w:spacing w:before="0" w:after="0"/>
         <w:ind w:firstLine="720"/>
         <w:jc w:val="left"/>
         <w:spacing w:line="480" w:lineRule="auto"/>
@@ -6516,7 +6457,6 @@
     </w:p>
     <w:p>
       <w:pPr>
-        <w:spacing w:before="0" w:after="0"/>
         <w:ind w:firstLine="720"/>
         <w:jc w:val="left"/>
         <w:spacing w:line="480" w:lineRule="auto"/>
@@ -6534,7 +6474,6 @@
     </w:p>
     <w:p>
       <w:pPr>
-        <w:spacing w:before="120" w:after="60"/>
         <w:jc w:val="left"/>
         <w:spacing w:line="480" w:lineRule="auto"/>
       </w:pPr>
@@ -6551,7 +6490,6 @@
     </w:p>
     <w:p>
       <w:pPr>
-        <w:spacing w:before="0" w:after="0"/>
         <w:ind w:firstLine="720"/>
         <w:jc w:val="left"/>
         <w:spacing w:line="480" w:lineRule="auto"/>
@@ -6639,7 +6577,6 @@
     </w:p>
     <w:p>
       <w:pPr>
-        <w:spacing w:before="0" w:after="0"/>
         <w:ind w:firstLine="720"/>
         <w:jc w:val="left"/>
         <w:spacing w:line="480" w:lineRule="auto"/>
@@ -6727,7 +6664,6 @@
     </w:p>
     <w:p>
       <w:pPr>
-        <w:spacing w:before="120" w:after="60"/>
         <w:jc w:val="left"/>
         <w:spacing w:line="480" w:lineRule="auto"/>
       </w:pPr>
@@ -6744,7 +6680,6 @@
     </w:p>
     <w:p>
       <w:pPr>
-        <w:spacing w:before="0" w:after="0"/>
         <w:ind w:firstLine="720"/>
         <w:jc w:val="left"/>
         <w:spacing w:line="480" w:lineRule="auto"/>
@@ -6762,7 +6697,6 @@
     </w:p>
     <w:p>
       <w:pPr>
-        <w:spacing w:before="0" w:after="0"/>
         <w:ind w:firstLine="720"/>
         <w:jc w:val="left"/>
         <w:spacing w:line="480" w:lineRule="auto"/>
@@ -6850,7 +6784,6 @@
     </w:p>
     <w:p>
       <w:pPr>
-        <w:spacing w:before="120" w:after="60"/>
         <w:jc w:val="left"/>
         <w:spacing w:line="480" w:lineRule="auto"/>
       </w:pPr>
@@ -6867,7 +6800,6 @@
     </w:p>
     <w:p>
       <w:pPr>
-        <w:spacing w:before="0" w:after="0"/>
         <w:ind w:firstLine="720"/>
         <w:jc w:val="left"/>
         <w:spacing w:line="480" w:lineRule="auto"/>
@@ -6885,7 +6817,6 @@
     </w:p>
     <w:p>
       <w:pPr>
-        <w:spacing w:before="120" w:after="60"/>
         <w:jc w:val="left"/>
         <w:spacing w:line="480" w:lineRule="auto"/>
       </w:pPr>
@@ -6902,7 +6833,6 @@
     </w:p>
     <w:p>
       <w:pPr>
-        <w:spacing w:before="0" w:after="0"/>
         <w:ind w:firstLine="720"/>
         <w:jc w:val="left"/>
         <w:spacing w:line="480" w:lineRule="auto"/>
@@ -6920,7 +6850,6 @@
     </w:p>
     <w:p>
       <w:pPr>
-        <w:spacing w:before="0" w:after="0"/>
         <w:ind w:firstLine="720"/>
         <w:jc w:val="left"/>
         <w:spacing w:line="480" w:lineRule="auto"/>
@@ -6988,7 +6917,6 @@
     </w:p>
     <w:p>
       <w:pPr>
-        <w:spacing w:before="0" w:after="0"/>
         <w:ind w:firstLine="720"/>
         <w:jc w:val="left"/>
         <w:spacing w:line="480" w:lineRule="auto"/>
@@ -7036,7 +6964,6 @@
     </w:p>
     <w:p>
       <w:pPr>
-        <w:spacing w:before="0" w:after="0"/>
         <w:ind w:firstLine="720"/>
         <w:jc w:val="left"/>
         <w:spacing w:line="480" w:lineRule="auto"/>
@@ -7084,7 +7011,6 @@
     </w:p>
     <w:p>
       <w:pPr>
-        <w:spacing w:before="0" w:after="0"/>
         <w:ind w:firstLine="720"/>
         <w:jc w:val="left"/>
         <w:spacing w:line="480" w:lineRule="auto"/>
@@ -7152,7 +7078,6 @@
     </w:p>
     <w:p>
       <w:pPr>
-        <w:spacing w:before="0" w:after="0"/>
         <w:ind w:firstLine="720"/>
         <w:jc w:val="left"/>
         <w:spacing w:line="480" w:lineRule="auto"/>
@@ -7210,7 +7135,6 @@
     </w:p>
     <w:p>
       <w:pPr>
-        <w:spacing w:before="120" w:after="60"/>
         <w:jc w:val="left"/>
         <w:spacing w:line="480" w:lineRule="auto"/>
       </w:pPr>
@@ -7227,7 +7151,6 @@
     </w:p>
     <w:p>
       <w:pPr>
-        <w:spacing w:before="0" w:after="0"/>
         <w:ind w:firstLine="720"/>
         <w:jc w:val="left"/>
         <w:spacing w:line="480" w:lineRule="auto"/>
@@ -7245,7 +7168,6 @@
     </w:p>
     <w:p>
       <w:pPr>
-        <w:spacing w:before="0" w:after="0"/>
         <w:ind w:firstLine="720"/>
         <w:jc w:val="left"/>
         <w:spacing w:line="480" w:lineRule="auto"/>
@@ -7273,7 +7195,6 @@
     </w:p>
     <w:p>
       <w:pPr>
-        <w:spacing w:before="0" w:after="0"/>
         <w:ind w:firstLine="720"/>
         <w:jc w:val="left"/>
         <w:spacing w:line="480" w:lineRule="auto"/>
@@ -7341,7 +7262,6 @@
     </w:p>
     <w:p>
       <w:pPr>
-        <w:spacing w:before="120" w:after="60"/>
         <w:jc w:val="left"/>
         <w:spacing w:line="480" w:lineRule="auto"/>
       </w:pPr>
@@ -7358,7 +7278,6 @@
     </w:p>
     <w:p>
       <w:pPr>
-        <w:spacing w:before="0" w:after="0"/>
         <w:ind w:firstLine="720"/>
         <w:jc w:val="left"/>
         <w:spacing w:line="480" w:lineRule="auto"/>
@@ -7376,7 +7295,6 @@
     </w:p>
     <w:p>
       <w:pPr>
-        <w:spacing w:before="0" w:after="0"/>
         <w:ind w:firstLine="720"/>
         <w:jc w:val="left"/>
         <w:spacing w:line="480" w:lineRule="auto"/>
@@ -7444,7 +7362,6 @@
     </w:p>
     <w:p>
       <w:pPr>
-        <w:spacing w:before="0" w:after="0"/>
         <w:ind w:firstLine="720"/>
         <w:jc w:val="left"/>
         <w:spacing w:line="480" w:lineRule="auto"/>
@@ -7532,7 +7449,6 @@
     </w:p>
     <w:p>
       <w:pPr>
-        <w:spacing w:before="0" w:after="0"/>
         <w:ind w:firstLine="720"/>
         <w:jc w:val="left"/>
         <w:spacing w:line="480" w:lineRule="auto"/>
@@ -7580,7 +7496,6 @@
     </w:p>
     <w:p>
       <w:pPr>
-        <w:spacing w:before="0" w:after="0"/>
         <w:ind w:firstLine="720"/>
         <w:jc w:val="left"/>
         <w:spacing w:line="480" w:lineRule="auto"/>
@@ -7598,7 +7513,6 @@
     </w:p>
     <w:p>
       <w:pPr>
-        <w:spacing w:before="120" w:after="60"/>
         <w:jc w:val="left"/>
         <w:spacing w:line="480" w:lineRule="auto"/>
       </w:pPr>
@@ -7615,7 +7529,6 @@
     </w:p>
     <w:p>
       <w:pPr>
-        <w:spacing w:before="0" w:after="0"/>
         <w:ind w:firstLine="720"/>
         <w:jc w:val="left"/>
         <w:spacing w:line="480" w:lineRule="auto"/>
@@ -7633,7 +7546,6 @@
     </w:p>
     <w:p>
       <w:pPr>
-        <w:spacing w:before="120" w:after="60"/>
         <w:jc w:val="left"/>
         <w:spacing w:line="480" w:lineRule="auto"/>
       </w:pPr>
@@ -7650,7 +7562,6 @@
     </w:p>
     <w:p>
       <w:pPr>
-        <w:spacing w:before="0" w:after="0"/>
         <w:ind w:firstLine="720"/>
         <w:jc w:val="left"/>
         <w:spacing w:line="480" w:lineRule="auto"/>
@@ -7668,7 +7579,6 @@
     </w:p>
     <w:p>
       <w:pPr>
-        <w:spacing w:before="0" w:after="0"/>
         <w:ind w:firstLine="720"/>
         <w:jc w:val="left"/>
         <w:spacing w:line="480" w:lineRule="auto"/>
@@ -7686,7 +7596,6 @@
     </w:p>
     <w:p>
       <w:pPr>
-        <w:spacing w:before="0" w:after="0"/>
         <w:ind w:firstLine="720"/>
         <w:jc w:val="left"/>
         <w:spacing w:line="480" w:lineRule="auto"/>
@@ -7704,7 +7613,6 @@
     </w:p>
     <w:p>
       <w:pPr>
-        <w:spacing w:before="120" w:after="60"/>
         <w:jc w:val="left"/>
         <w:spacing w:line="480" w:lineRule="auto"/>
       </w:pPr>
@@ -7721,7 +7629,6 @@
     </w:p>
     <w:p>
       <w:pPr>
-        <w:spacing w:before="0" w:after="0"/>
         <w:ind w:firstLine="720"/>
         <w:jc w:val="left"/>
         <w:spacing w:line="480" w:lineRule="auto"/>
@@ -7739,7 +7646,6 @@
     </w:p>
     <w:p>
       <w:pPr>
-        <w:spacing w:before="0" w:after="0"/>
         <w:ind w:firstLine="720"/>
         <w:jc w:val="left"/>
         <w:spacing w:line="480" w:lineRule="auto"/>
@@ -7777,7 +7683,6 @@
     </w:p>
     <w:p>
       <w:pPr>
-        <w:spacing w:before="0" w:after="0"/>
         <w:ind w:firstLine="720"/>
         <w:jc w:val="left"/>
         <w:spacing w:line="480" w:lineRule="auto"/>
@@ -7795,7 +7700,6 @@
     </w:p>
     <w:p>
       <w:pPr>
-        <w:spacing w:before="120" w:after="60"/>
         <w:jc w:val="left"/>
         <w:spacing w:line="480" w:lineRule="auto"/>
       </w:pPr>
@@ -7812,7 +7716,6 @@
     </w:p>
     <w:p>
       <w:pPr>
-        <w:spacing w:before="0" w:after="0"/>
         <w:ind w:firstLine="720"/>
         <w:jc w:val="left"/>
         <w:spacing w:line="480" w:lineRule="auto"/>
@@ -7830,7 +7733,6 @@
     </w:p>
     <w:p>
       <w:pPr>
-        <w:spacing w:before="0" w:after="0"/>
         <w:ind w:firstLine="720"/>
         <w:jc w:val="left"/>
         <w:spacing w:line="480" w:lineRule="auto"/>
@@ -7853,7 +7755,6 @@
     </w:p>
     <w:p>
       <w:pPr>
-        <w:spacing w:before="240" w:after="120"/>
         <w:jc w:val="left"/>
         <w:spacing w:line="480" w:lineRule="auto"/>
       </w:pPr>
@@ -7870,7 +7771,6 @@
     </w:p>
     <w:p>
       <w:pPr>
-        <w:spacing w:before="120" w:after="60"/>
         <w:jc w:val="left"/>
         <w:spacing w:line="480" w:lineRule="auto"/>
       </w:pPr>
@@ -7887,7 +7787,6 @@
     </w:p>
     <w:p>
       <w:pPr>
-        <w:spacing w:before="0" w:after="0"/>
         <w:ind w:firstLine="720"/>
         <w:jc w:val="left"/>
         <w:spacing w:line="480" w:lineRule="auto"/>
@@ -7905,7 +7804,6 @@
     </w:p>
     <w:p>
       <w:pPr>
-        <w:spacing w:before="0" w:after="0"/>
         <w:ind w:firstLine="720"/>
         <w:jc w:val="left"/>
         <w:spacing w:line="480" w:lineRule="auto"/>
@@ -7923,7 +7821,6 @@
     </w:p>
     <w:p>
       <w:pPr>
-        <w:spacing w:before="0" w:after="0"/>
         <w:ind w:firstLine="720"/>
         <w:jc w:val="left"/>
         <w:spacing w:line="480" w:lineRule="auto"/>
@@ -7961,7 +7858,6 @@
     </w:p>
     <w:p>
       <w:pPr>
-        <w:spacing w:before="0" w:after="0"/>
         <w:ind w:firstLine="720"/>
         <w:jc w:val="left"/>
         <w:spacing w:line="480" w:lineRule="auto"/>
@@ -7979,7 +7875,6 @@
     </w:p>
     <w:p>
       <w:pPr>
-        <w:spacing w:before="120" w:after="60"/>
         <w:jc w:val="left"/>
         <w:spacing w:line="480" w:lineRule="auto"/>
       </w:pPr>
@@ -7996,7 +7891,6 @@
     </w:p>
     <w:p>
       <w:pPr>
-        <w:spacing w:before="0" w:after="0"/>
         <w:ind w:firstLine="720"/>
         <w:jc w:val="left"/>
         <w:spacing w:line="480" w:lineRule="auto"/>
@@ -8034,7 +7928,6 @@
     </w:p>
     <w:p>
       <w:pPr>
-        <w:spacing w:before="0" w:after="0"/>
         <w:ind w:firstLine="720"/>
         <w:jc w:val="left"/>
         <w:spacing w:line="480" w:lineRule="auto"/>
@@ -8052,7 +7945,6 @@
     </w:p>
     <w:p>
       <w:pPr>
-        <w:spacing w:before="120" w:after="60"/>
         <w:jc w:val="left"/>
         <w:spacing w:line="480" w:lineRule="auto"/>
       </w:pPr>
@@ -8069,7 +7961,6 @@
     </w:p>
     <w:p>
       <w:pPr>
-        <w:spacing w:before="0" w:after="0"/>
         <w:ind w:firstLine="720"/>
         <w:jc w:val="left"/>
         <w:spacing w:line="480" w:lineRule="auto"/>
@@ -8087,7 +7978,6 @@
     </w:p>
     <w:p>
       <w:pPr>
-        <w:spacing w:before="0" w:after="0"/>
         <w:ind w:firstLine="720"/>
         <w:jc w:val="left"/>
         <w:spacing w:line="480" w:lineRule="auto"/>
@@ -8105,7 +7995,6 @@
     </w:p>
     <w:p>
       <w:pPr>
-        <w:spacing w:before="120" w:after="60"/>
         <w:jc w:val="left"/>
         <w:spacing w:line="480" w:lineRule="auto"/>
       </w:pPr>
@@ -8122,7 +8011,6 @@
     </w:p>
     <w:p>
       <w:pPr>
-        <w:spacing w:before="0" w:after="0"/>
         <w:ind w:firstLine="720"/>
         <w:jc w:val="left"/>
         <w:spacing w:line="480" w:lineRule="auto"/>
@@ -8140,7 +8028,6 @@
     </w:p>
     <w:p>
       <w:pPr>
-        <w:spacing w:before="0" w:after="0"/>
         <w:ind w:firstLine="720"/>
         <w:jc w:val="left"/>
         <w:spacing w:line="480" w:lineRule="auto"/>
@@ -8168,7 +8055,6 @@
     </w:p>
     <w:p>
       <w:pPr>
-        <w:spacing w:before="0" w:after="0"/>
         <w:ind w:firstLine="720"/>
         <w:jc w:val="left"/>
         <w:spacing w:line="480" w:lineRule="auto"/>
@@ -8196,7 +8082,6 @@
     </w:p>
     <w:p>
       <w:pPr>
-        <w:spacing w:before="0" w:after="0"/>
         <w:ind w:firstLine="720"/>
         <w:jc w:val="left"/>
         <w:spacing w:line="480" w:lineRule="auto"/>
@@ -8224,7 +8109,6 @@
     </w:p>
     <w:p>
       <w:pPr>
-        <w:spacing w:before="0" w:after="0"/>
         <w:ind w:firstLine="720"/>
         <w:jc w:val="left"/>
         <w:spacing w:line="480" w:lineRule="auto"/>
@@ -8312,7 +8196,6 @@
     </w:p>
     <w:p>
       <w:pPr>
-        <w:spacing w:before="0" w:after="0"/>
         <w:ind w:firstLine="720"/>
         <w:jc w:val="left"/>
         <w:spacing w:line="480" w:lineRule="auto"/>
@@ -8340,7 +8223,6 @@
     </w:p>
     <w:p>
       <w:pPr>
-        <w:spacing w:before="0" w:after="0"/>
         <w:ind w:firstLine="720"/>
         <w:jc w:val="left"/>
         <w:spacing w:line="480" w:lineRule="auto"/>
@@ -8358,7 +8240,6 @@
     </w:p>
     <w:p>
       <w:pPr>
-        <w:spacing w:before="120" w:after="60"/>
         <w:jc w:val="left"/>
         <w:spacing w:line="480" w:lineRule="auto"/>
       </w:pPr>
@@ -8375,7 +8256,6 @@
     </w:p>
     <w:p>
       <w:pPr>
-        <w:spacing w:before="0" w:after="0"/>
         <w:ind w:firstLine="720"/>
         <w:jc w:val="left"/>
         <w:spacing w:line="480" w:lineRule="auto"/>
@@ -8413,7 +8293,6 @@
     </w:p>
     <w:p>
       <w:pPr>
-        <w:spacing w:before="0" w:after="0"/>
         <w:ind w:firstLine="720"/>
         <w:jc w:val="left"/>
         <w:spacing w:line="480" w:lineRule="auto"/>
@@ -8436,7 +8315,6 @@
     </w:p>
     <w:p>
       <w:pPr>
-        <w:spacing w:before="240" w:after="120"/>
         <w:jc w:val="left"/>
         <w:spacing w:line="480" w:lineRule="auto"/>
       </w:pPr>
@@ -10641,7 +10519,6 @@
     </w:p>
     <w:p>
       <w:pPr>
-        <w:spacing w:before="240" w:after="120"/>
         <w:jc w:val="left"/>
         <w:spacing w:line="480" w:lineRule="auto"/>
       </w:pPr>
@@ -10658,7 +10535,6 @@
     </w:p>
     <w:p>
       <w:pPr>
-        <w:spacing w:before="120" w:after="0"/>
         <w:spacing w:line="480" w:lineRule="auto"/>
       </w:pPr>
       <w:r>
@@ -10684,7 +10560,6 @@
     </w:p>
     <w:p>
       <w:pPr>
-        <w:spacing w:before="120" w:after="0"/>
         <w:spacing w:line="480" w:lineRule="auto"/>
       </w:pPr>
       <w:r>
@@ -10710,7 +10585,6 @@
     </w:p>
     <w:p>
       <w:pPr>
-        <w:spacing w:before="120" w:after="0"/>
         <w:spacing w:line="480" w:lineRule="auto"/>
       </w:pPr>
       <w:r>
@@ -10736,7 +10610,6 @@
     </w:p>
     <w:p>
       <w:pPr>
-        <w:spacing w:before="120" w:after="0"/>
         <w:spacing w:line="480" w:lineRule="auto"/>
       </w:pPr>
       <w:r>
@@ -15116,7 +14989,7 @@
         <w:rPr>
           <w:rFonts w:ascii="Times New Roman" w:hAnsi="Times New Roman"/>
           <w:rFonts w:ascii="Times New Roman" w:hAnsi="Times New Roman"/>
-          <w:b w:val="0"/>
+          <w:b/>
           <w:i/>
           <w:sz w:val="20"/>
         </w:rPr>
@@ -15530,6 +15403,9 @@
     <w:name w:val="Normal"/>
     <w:qFormat/>
     <w:rsid w:val="00FC693F"/>
+    <w:pPr>
+      <w:spacing w:line="480" w:lineRule="auto" w:after="0"/>
+    </w:pPr>
     <w:rPr>
       <w:rFonts w:ascii="Times New Roman" w:hAnsi="Times New Roman"/>
       <w:sz w:val="24"/>

--- a/projects/paper-02/06-write/paper02_draft_v1.docx
+++ b/projects/paper-02/06-write/paper02_draft_v1.docx
@@ -192,8 +192,238 @@
         <w:rPr>
           <w:rFonts w:ascii="Times New Roman" w:hAnsi="Times New Roman"/>
           <w:rFonts w:ascii="Times New Roman" w:hAnsi="Times New Roman"/>
+          <w:b/>
+          <w:i w:val="0"/>
+          <w:sz w:val="24"/>
+        </w:rPr>
+        <w:t xml:space="preserve">Background: </w:t>
+      </w:r>
+      <w:r>
+        <w:rPr>
+          <w:rFonts w:ascii="Times New Roman" w:hAnsi="Times New Roman"/>
+          <w:rFonts w:ascii="Times New Roman" w:hAnsi="Times New Roman"/>
+          <w:b w:val="0"/>
+          <w:i w:val="0"/>
+          <w:sz w:val="24"/>
+        </w:rPr>
+        <w:t>Parental education level is among the most consistently measured dimensions of socioeconomic status and a robust predictor of children's cognitive and language outcomes. However, a comprehensive synthesis of its neural correlates in early childhood is lacking.</w:t>
+      </w:r>
+    </w:p>
+    <w:p>
+      <w:pPr>
+        <w:ind w:firstLine="720"/>
+        <w:spacing w:line="480" w:lineRule="auto"/>
+      </w:pPr>
+      <w:r>
+        <w:rPr>
+          <w:rFonts w:ascii="Times New Roman" w:hAnsi="Times New Roman"/>
+          <w:rFonts w:ascii="Times New Roman" w:hAnsi="Times New Roman"/>
+          <w:b/>
+          <w:i w:val="0"/>
+          <w:sz w:val="24"/>
+        </w:rPr>
+        <w:t xml:space="preserve">Objective: </w:t>
+      </w:r>
+      <w:r>
+        <w:rPr>
+          <w:rFonts w:ascii="Times New Roman" w:hAnsi="Times New Roman"/>
+          <w:rFonts w:ascii="Times New Roman" w:hAnsi="Times New Roman"/>
+          <w:b w:val="0"/>
+          <w:i w:val="0"/>
+          <w:sz w:val="24"/>
+        </w:rPr>
+        <w:t>To systematically review evidence on associations between parental education level and neural development in children aged 0–8 years, across EEG, ERP, fNIRS, and neuroimaging modalities.</w:t>
+      </w:r>
+    </w:p>
+    <w:p>
+      <w:pPr>
+        <w:ind w:firstLine="720"/>
+        <w:spacing w:line="480" w:lineRule="auto"/>
+      </w:pPr>
+      <w:r>
+        <w:rPr>
+          <w:rFonts w:ascii="Times New Roman" w:hAnsi="Times New Roman"/>
+          <w:rFonts w:ascii="Times New Roman" w:hAnsi="Times New Roman"/>
+          <w:b/>
+          <w:i w:val="0"/>
+          <w:sz w:val="24"/>
+        </w:rPr>
+        <w:t xml:space="preserve">Methods: </w:t>
+      </w:r>
+      <w:r>
+        <w:rPr>
+          <w:rFonts w:ascii="Times New Roman" w:hAnsi="Times New Roman"/>
+          <w:rFonts w:ascii="Times New Roman" w:hAnsi="Times New Roman"/>
+          <w:b w:val="0"/>
+          <w:i w:val="0"/>
+          <w:sz w:val="24"/>
+        </w:rPr>
+        <w:t>We searched PubMed/MEDLINE, PsycINFO, Web of Science, and Scopus from inception to April 2026, following PRISMA 2020 guidelines. Studies were included if they reported a statistically independent association between parental education (not solely a composite SES score) and at least one direct neural outcome measure in children aged 0–8 years. Study quality was assessed using the Newcastle–Ottawa Scale.</w:t>
+      </w:r>
+    </w:p>
+    <w:p>
+      <w:pPr>
+        <w:ind w:firstLine="720"/>
+        <w:spacing w:line="480" w:lineRule="auto"/>
+      </w:pPr>
+      <w:r>
+        <w:rPr>
+          <w:rFonts w:ascii="Times New Roman" w:hAnsi="Times New Roman"/>
+          <w:rFonts w:ascii="Times New Roman" w:hAnsi="Times New Roman"/>
+          <w:b/>
+          <w:i w:val="0"/>
+          <w:sz w:val="24"/>
+        </w:rPr>
+        <w:t xml:space="preserve">Results: </w:t>
+      </w:r>
+      <w:r>
+        <w:rPr>
+          <w:rFonts w:ascii="Times New Roman" w:hAnsi="Times New Roman"/>
+          <w:rFonts w:ascii="Times New Roman" w:hAnsi="Times New Roman"/>
+          <w:b w:val="0"/>
+          <w:i w:val="0"/>
+          <w:sz w:val="24"/>
+        </w:rPr>
+        <w:t>Sixteen studies (</w:t>
+      </w:r>
+      <w:r>
+        <w:rPr>
+          <w:rFonts w:ascii="Times New Roman" w:hAnsi="Times New Roman"/>
+          <w:rFonts w:ascii="Times New Roman" w:hAnsi="Times New Roman"/>
           <w:b w:val="0"/>
           <w:i/>
+          <w:sz w:val="24"/>
+        </w:rPr>
+        <w:t>N</w:t>
+      </w:r>
+      <w:r>
+        <w:rPr>
+          <w:rFonts w:ascii="Times New Roman" w:hAnsi="Times New Roman"/>
+          <w:rFonts w:ascii="Times New Roman" w:hAnsi="Times New Roman"/>
+          <w:b w:val="0"/>
+          <w:i w:val="0"/>
+          <w:sz w:val="24"/>
+        </w:rPr>
+        <w:t xml:space="preserve"> = 26–373 per study; 10 countries or regions) met inclusion criteria. Across six neural modalities (resting-state EEG, ERP, fNIRS, fMRI, DTI, and structural MRI), 15 of 16 studies (94%) reported a positive association between higher parental education and more mature or stronger neural indices. Evidence was most consistent across structural MRI (</w:t>
+      </w:r>
+      <w:r>
+        <w:rPr>
+          <w:rFonts w:ascii="Times New Roman" w:hAnsi="Times New Roman"/>
+          <w:rFonts w:ascii="Times New Roman" w:hAnsi="Times New Roman"/>
+          <w:b w:val="0"/>
+          <w:i/>
+          <w:sz w:val="24"/>
+        </w:rPr>
+        <w:t>k</w:t>
+      </w:r>
+      <w:r>
+        <w:rPr>
+          <w:rFonts w:ascii="Times New Roman" w:hAnsi="Times New Roman"/>
+          <w:rFonts w:ascii="Times New Roman" w:hAnsi="Times New Roman"/>
+          <w:b w:val="0"/>
+          <w:i w:val="0"/>
+          <w:sz w:val="24"/>
+        </w:rPr>
+        <w:t xml:space="preserve"> = 5, all positive), DTI (</w:t>
+      </w:r>
+      <w:r>
+        <w:rPr>
+          <w:rFonts w:ascii="Times New Roman" w:hAnsi="Times New Roman"/>
+          <w:rFonts w:ascii="Times New Roman" w:hAnsi="Times New Roman"/>
+          <w:b w:val="0"/>
+          <w:i/>
+          <w:sz w:val="24"/>
+        </w:rPr>
+        <w:t>k</w:t>
+      </w:r>
+      <w:r>
+        <w:rPr>
+          <w:rFonts w:ascii="Times New Roman" w:hAnsi="Times New Roman"/>
+          <w:rFonts w:ascii="Times New Roman" w:hAnsi="Times New Roman"/>
+          <w:b w:val="0"/>
+          <w:i w:val="0"/>
+          <w:sz w:val="24"/>
+        </w:rPr>
+        <w:t xml:space="preserve"> = 3, all positive), resting-state EEG (</w:t>
+      </w:r>
+      <w:r>
+        <w:rPr>
+          <w:rFonts w:ascii="Times New Roman" w:hAnsi="Times New Roman"/>
+          <w:rFonts w:ascii="Times New Roman" w:hAnsi="Times New Roman"/>
+          <w:b w:val="0"/>
+          <w:i/>
+          <w:sz w:val="24"/>
+        </w:rPr>
+        <w:t>k</w:t>
+      </w:r>
+      <w:r>
+        <w:rPr>
+          <w:rFonts w:ascii="Times New Roman" w:hAnsi="Times New Roman"/>
+          <w:rFonts w:ascii="Times New Roman" w:hAnsi="Times New Roman"/>
+          <w:b w:val="0"/>
+          <w:i w:val="0"/>
+          <w:sz w:val="24"/>
+        </w:rPr>
+        <w:t xml:space="preserve"> = 3, all positive), and fMRI (</w:t>
+      </w:r>
+      <w:r>
+        <w:rPr>
+          <w:rFonts w:ascii="Times New Roman" w:hAnsi="Times New Roman"/>
+          <w:rFonts w:ascii="Times New Roman" w:hAnsi="Times New Roman"/>
+          <w:b w:val="0"/>
+          <w:i/>
+          <w:sz w:val="24"/>
+        </w:rPr>
+        <w:t>k</w:t>
+      </w:r>
+      <w:r>
+        <w:rPr>
+          <w:rFonts w:ascii="Times New Roman" w:hAnsi="Times New Roman"/>
+          <w:rFonts w:ascii="Times New Roman" w:hAnsi="Times New Roman"/>
+          <w:b w:val="0"/>
+          <w:i w:val="0"/>
+          <w:sz w:val="24"/>
+        </w:rPr>
+        <w:t xml:space="preserve"> = 2, all positive). The arcuate fasciculus emerged as the most consistently implicated white matter tract across DTI studies, with effects persisting after controlling for household income. Effects were detectable from birth, with three neonatal studies implicating prenatal developmental mechanisms. One study reported a negative pattern in the context of migration-related linguistic exposure heterogeneity.</w:t>
+      </w:r>
+    </w:p>
+    <w:p>
+      <w:pPr>
+        <w:ind w:firstLine="720"/>
+        <w:spacing w:line="480" w:lineRule="auto"/>
+      </w:pPr>
+      <w:r>
+        <w:rPr>
+          <w:rFonts w:ascii="Times New Roman" w:hAnsi="Times New Roman"/>
+          <w:rFonts w:ascii="Times New Roman" w:hAnsi="Times New Roman"/>
+          <w:b/>
+          <w:i w:val="0"/>
+          <w:sz w:val="24"/>
+        </w:rPr>
+        <w:t xml:space="preserve">Conclusions: </w:t>
+      </w:r>
+      <w:r>
+        <w:rPr>
+          <w:rFonts w:ascii="Times New Roman" w:hAnsi="Times New Roman"/>
+          <w:rFonts w:ascii="Times New Roman" w:hAnsi="Times New Roman"/>
+          <w:b w:val="0"/>
+          <w:i w:val="0"/>
+          <w:sz w:val="24"/>
+        </w:rPr>
+        <w:t>Higher parental education is broadly associated with more advanced neural development from birth through middle childhood. The evidence converges on prefrontal, temporal, and fronto-temporal networks—the neural substrates of language acquisition and executive function. Mechanisms likely operate via cognitive stimulation and language-enriched home environments, with additional evidence for prenatal stress-pathway modulation. These findings suggest that interventions targeting early home language enrichment and caregiving quality may be necessary to reduce socioeconomic disparities in neural development before they consolidate.</w:t>
+      </w:r>
+    </w:p>
+    <w:p>
+      <w:pPr>
+        <w:ind w:firstLine="720"/>
+        <w:spacing w:line="480" w:lineRule="auto"/>
+      </w:pPr>
+      <w:r>
+        <w:rPr>
+          <w:rFonts w:ascii="Times New Roman" w:hAnsi="Times New Roman"/>
+          <w:rFonts w:ascii="Times New Roman" w:hAnsi="Times New Roman"/>
+          <w:b/>
+          <w:i w:val="0"/>
           <w:sz w:val="24"/>
         </w:rPr>
         <w:t xml:space="preserve">Keywords: </w:t>

--- a/projects/paper-02/06-write/paper02_draft_v1.docx
+++ b/projects/paper-02/06-write/paper02_draft_v1.docx
@@ -4,6 +4,7 @@
   <w:body>
     <w:p>
       <w:pPr>
+        <w:spacing w:before="1440" w:after="240"/>
         <w:jc w:val="center"/>
         <w:spacing w:line="480" w:lineRule="auto"/>
       </w:pPr>
@@ -20,6 +21,7 @@
     </w:p>
     <w:p>
       <w:pPr>
+        <w:spacing w:before="0" w:after="80"/>
         <w:jc w:val="center"/>
         <w:spacing w:line="480" w:lineRule="auto"/>
       </w:pPr>
@@ -36,6 +38,7 @@
     </w:p>
     <w:p>
       <w:pPr>
+        <w:spacing w:before="0" w:after="80"/>
         <w:jc w:val="center"/>
         <w:spacing w:line="480" w:lineRule="auto"/>
       </w:pPr>
@@ -52,6 +55,7 @@
     </w:p>
     <w:p>
       <w:pPr>
+        <w:spacing w:before="0" w:after="80"/>
         <w:jc w:val="center"/>
         <w:spacing w:line="480" w:lineRule="auto"/>
       </w:pPr>
@@ -68,6 +72,7 @@
     </w:p>
     <w:p>
       <w:pPr>
+        <w:spacing w:before="0" w:after="80"/>
         <w:jc w:val="center"/>
         <w:spacing w:line="480" w:lineRule="auto"/>
       </w:pPr>
@@ -84,6 +89,7 @@
     </w:p>
     <w:p>
       <w:pPr>
+        <w:spacing w:before="0" w:after="80"/>
         <w:jc w:val="center"/>
         <w:spacing w:line="480" w:lineRule="auto"/>
       </w:pPr>
@@ -100,6 +106,7 @@
     </w:p>
     <w:p>
       <w:pPr>
+        <w:spacing w:before="0" w:after="80"/>
         <w:jc w:val="center"/>
         <w:spacing w:line="480" w:lineRule="auto"/>
       </w:pPr>
@@ -116,6 +123,7 @@
     </w:p>
     <w:p>
       <w:pPr>
+        <w:spacing w:before="0" w:after="80"/>
         <w:jc w:val="center"/>
         <w:spacing w:line="480" w:lineRule="auto"/>
       </w:pPr>
@@ -132,6 +140,7 @@
     </w:p>
     <w:p>
       <w:pPr>
+        <w:spacing w:before="0" w:after="80"/>
         <w:jc w:val="center"/>
         <w:spacing w:line="480" w:lineRule="auto"/>
       </w:pPr>
@@ -148,6 +157,7 @@
     </w:p>
     <w:p>
       <w:pPr>
+        <w:spacing w:before="480" w:after="80"/>
         <w:jc w:val="center"/>
         <w:spacing w:line="480" w:lineRule="auto"/>
       </w:pPr>
@@ -169,6 +179,7 @@
     </w:p>
     <w:p>
       <w:pPr>
+        <w:spacing w:before="240" w:after="120"/>
         <w:jc w:val="left"/>
         <w:spacing w:line="480" w:lineRule="auto"/>
       </w:pPr>
@@ -185,6 +196,7 @@
     </w:p>
     <w:p>
       <w:pPr>
+        <w:spacing w:before="0" w:after="240"/>
         <w:ind w:firstLine="720"/>
         <w:spacing w:line="480" w:lineRule="auto"/>
       </w:pPr>
@@ -215,12 +227,25 @@
       </w:r>
     </w:p>
     <w:p>
-      <w:r>
-        <w:br w:type="page"/>
+      <w:pPr>
+        <w:spacing w:before="240" w:after="120"/>
+        <w:jc w:val="left"/>
+        <w:spacing w:line="480" w:lineRule="auto"/>
+      </w:pPr>
+      <w:r>
+        <w:rPr>
+          <w:rFonts w:ascii="Times New Roman" w:hAnsi="Times New Roman"/>
+          <w:rFonts w:ascii="Times New Roman" w:hAnsi="Times New Roman"/>
+          <w:b/>
+          <w:i w:val="0"/>
+          <w:sz w:val="24"/>
+        </w:rPr>
+        <w:t>1. Introduction</w:t>
       </w:r>
     </w:p>
     <w:p>
       <w:pPr>
+        <w:spacing w:before="120" w:after="60"/>
         <w:jc w:val="left"/>
         <w:spacing w:line="480" w:lineRule="auto"/>
       </w:pPr>
@@ -229,30 +254,15 @@
           <w:rFonts w:ascii="Times New Roman" w:hAnsi="Times New Roman"/>
           <w:rFonts w:ascii="Times New Roman" w:hAnsi="Times New Roman"/>
           <w:b/>
-          <w:i w:val="0"/>
-          <w:sz w:val="24"/>
-        </w:rPr>
-        <w:t>1. Introduction</w:t>
+          <w:i/>
+          <w:sz w:val="24"/>
+        </w:rPr>
+        <w:t>1.1 Parental education level as a marker of early childhood environment</w:t>
       </w:r>
     </w:p>
     <w:p>
       <w:pPr>
-        <w:jc w:val="left"/>
-        <w:spacing w:line="480" w:lineRule="auto"/>
-      </w:pPr>
-      <w:r>
-        <w:rPr>
-          <w:rFonts w:ascii="Times New Roman" w:hAnsi="Times New Roman"/>
-          <w:rFonts w:ascii="Times New Roman" w:hAnsi="Times New Roman"/>
-          <w:b/>
-          <w:i/>
-          <w:sz w:val="24"/>
-        </w:rPr>
-        <w:t>1.1 Parental education level as a marker of early childhood environment</w:t>
-      </w:r>
-    </w:p>
-    <w:p>
-      <w:pPr>
+        <w:spacing w:before="0" w:after="0"/>
         <w:ind w:firstLine="720"/>
         <w:jc w:val="left"/>
         <w:spacing w:line="480" w:lineRule="auto"/>
@@ -270,6 +280,7 @@
     </w:p>
     <w:p>
       <w:pPr>
+        <w:spacing w:before="0" w:after="0"/>
         <w:ind w:firstLine="720"/>
         <w:jc w:val="left"/>
         <w:spacing w:line="480" w:lineRule="auto"/>
@@ -307,6 +318,7 @@
     </w:p>
     <w:p>
       <w:pPr>
+        <w:spacing w:before="120" w:after="60"/>
         <w:jc w:val="left"/>
         <w:spacing w:line="480" w:lineRule="auto"/>
       </w:pPr>
@@ -323,6 +335,7 @@
     </w:p>
     <w:p>
       <w:pPr>
+        <w:spacing w:before="0" w:after="0"/>
         <w:ind w:firstLine="720"/>
         <w:jc w:val="left"/>
         <w:spacing w:line="480" w:lineRule="auto"/>
@@ -340,6 +353,7 @@
     </w:p>
     <w:p>
       <w:pPr>
+        <w:spacing w:before="0" w:after="0"/>
         <w:ind w:firstLine="720"/>
         <w:jc w:val="left"/>
         <w:spacing w:line="480" w:lineRule="auto"/>
@@ -377,6 +391,7 @@
     </w:p>
     <w:p>
       <w:pPr>
+        <w:spacing w:before="120" w:after="60"/>
         <w:jc w:val="left"/>
         <w:spacing w:line="480" w:lineRule="auto"/>
       </w:pPr>
@@ -393,6 +408,7 @@
     </w:p>
     <w:p>
       <w:pPr>
+        <w:spacing w:before="0" w:after="0"/>
         <w:ind w:firstLine="720"/>
         <w:jc w:val="left"/>
         <w:spacing w:line="480" w:lineRule="auto"/>
@@ -410,6 +426,7 @@
     </w:p>
     <w:p>
       <w:pPr>
+        <w:spacing w:before="0" w:after="0"/>
         <w:ind w:firstLine="720"/>
         <w:jc w:val="left"/>
         <w:spacing w:line="480" w:lineRule="auto"/>
@@ -432,6 +449,7 @@
     </w:p>
     <w:p>
       <w:pPr>
+        <w:spacing w:before="240" w:after="120"/>
         <w:jc w:val="left"/>
         <w:spacing w:line="480" w:lineRule="auto"/>
       </w:pPr>
@@ -448,6 +466,7 @@
     </w:p>
     <w:p>
       <w:pPr>
+        <w:spacing w:before="120" w:after="60"/>
         <w:jc w:val="left"/>
         <w:spacing w:line="480" w:lineRule="auto"/>
       </w:pPr>
@@ -464,6 +483,7 @@
     </w:p>
     <w:p>
       <w:pPr>
+        <w:spacing w:before="0" w:after="0"/>
         <w:ind w:firstLine="720"/>
         <w:jc w:val="left"/>
         <w:spacing w:line="480" w:lineRule="auto"/>
@@ -481,6 +501,7 @@
     </w:p>
     <w:p>
       <w:pPr>
+        <w:spacing w:before="120" w:after="60"/>
         <w:jc w:val="left"/>
         <w:spacing w:line="480" w:lineRule="auto"/>
       </w:pPr>
@@ -497,6 +518,7 @@
     </w:p>
     <w:p>
       <w:pPr>
+        <w:spacing w:before="0" w:after="0"/>
         <w:ind w:firstLine="720"/>
         <w:jc w:val="left"/>
         <w:spacing w:line="480" w:lineRule="auto"/>
@@ -514,6 +536,7 @@
     </w:p>
     <w:p>
       <w:pPr>
+        <w:spacing w:before="0" w:after="0"/>
         <w:ind w:firstLine="720"/>
         <w:jc w:val="left"/>
         <w:spacing w:line="480" w:lineRule="auto"/>
@@ -541,6 +564,7 @@
     </w:p>
     <w:p>
       <w:pPr>
+        <w:spacing w:before="0" w:after="0"/>
         <w:ind w:firstLine="720"/>
         <w:jc w:val="left"/>
         <w:spacing w:line="480" w:lineRule="auto"/>
@@ -588,6 +612,7 @@
     </w:p>
     <w:p>
       <w:pPr>
+        <w:spacing w:before="0" w:after="0"/>
         <w:ind w:firstLine="720"/>
         <w:jc w:val="left"/>
         <w:spacing w:line="480" w:lineRule="auto"/>
@@ -615,6 +640,7 @@
     </w:p>
     <w:p>
       <w:pPr>
+        <w:spacing w:before="0" w:after="0"/>
         <w:ind w:firstLine="720"/>
         <w:jc w:val="left"/>
         <w:spacing w:line="480" w:lineRule="auto"/>
@@ -642,6 +668,7 @@
     </w:p>
     <w:p>
       <w:pPr>
+        <w:spacing w:before="0" w:after="0"/>
         <w:ind w:firstLine="720"/>
         <w:jc w:val="left"/>
         <w:spacing w:line="480" w:lineRule="auto"/>
@@ -669,6 +696,7 @@
     </w:p>
     <w:p>
       <w:pPr>
+        <w:spacing w:before="120" w:after="60"/>
         <w:jc w:val="left"/>
         <w:spacing w:line="480" w:lineRule="auto"/>
       </w:pPr>
@@ -685,6 +713,7 @@
     </w:p>
     <w:p>
       <w:pPr>
+        <w:spacing w:before="0" w:after="0"/>
         <w:ind w:firstLine="720"/>
         <w:jc w:val="left"/>
         <w:spacing w:line="480" w:lineRule="auto"/>
@@ -702,6 +731,7 @@
     </w:p>
     <w:p>
       <w:pPr>
+        <w:spacing w:before="0" w:after="0"/>
         <w:ind w:firstLine="720"/>
         <w:jc w:val="left"/>
         <w:spacing w:line="480" w:lineRule="auto"/>
@@ -719,6 +749,7 @@
     </w:p>
     <w:p>
       <w:pPr>
+        <w:spacing w:before="60" w:after="60"/>
         <w:ind w:left="720" w:right="720"/>
         <w:spacing w:line="480" w:lineRule="auto"/>
       </w:pPr>
@@ -735,6 +766,7 @@
     </w:p>
     <w:p>
       <w:pPr>
+        <w:spacing w:before="0" w:after="0"/>
         <w:ind w:firstLine="720"/>
         <w:jc w:val="left"/>
         <w:spacing w:line="480" w:lineRule="auto"/>
@@ -752,6 +784,7 @@
     </w:p>
     <w:p>
       <w:pPr>
+        <w:spacing w:before="120" w:after="60"/>
         <w:jc w:val="left"/>
         <w:spacing w:line="480" w:lineRule="auto"/>
       </w:pPr>
@@ -768,6 +801,7 @@
     </w:p>
     <w:p>
       <w:pPr>
+        <w:spacing w:before="0" w:after="0"/>
         <w:ind w:firstLine="720"/>
         <w:jc w:val="left"/>
         <w:spacing w:line="480" w:lineRule="auto"/>
@@ -785,6 +819,7 @@
     </w:p>
     <w:p>
       <w:pPr>
+        <w:spacing w:before="0" w:after="0"/>
         <w:ind w:firstLine="720"/>
         <w:jc w:val="left"/>
         <w:spacing w:line="480" w:lineRule="auto"/>
@@ -802,6 +837,7 @@
     </w:p>
     <w:p>
       <w:pPr>
+        <w:spacing w:before="0" w:after="0"/>
         <w:ind w:firstLine="720"/>
         <w:jc w:val="left"/>
         <w:spacing w:line="480" w:lineRule="auto"/>
@@ -869,6 +905,7 @@
     </w:p>
     <w:p>
       <w:pPr>
+        <w:spacing w:before="0" w:after="0"/>
         <w:ind w:firstLine="720"/>
         <w:jc w:val="left"/>
         <w:spacing w:line="480" w:lineRule="auto"/>
@@ -896,6 +933,7 @@
     </w:p>
     <w:p>
       <w:pPr>
+        <w:spacing w:before="0" w:after="0"/>
         <w:ind w:firstLine="720"/>
         <w:jc w:val="left"/>
         <w:spacing w:line="480" w:lineRule="auto"/>
@@ -1023,6 +1061,7 @@
     </w:p>
     <w:p>
       <w:pPr>
+        <w:spacing w:before="120" w:after="60"/>
         <w:jc w:val="left"/>
         <w:spacing w:line="480" w:lineRule="auto"/>
       </w:pPr>
@@ -1039,6 +1078,7 @@
     </w:p>
     <w:p>
       <w:pPr>
+        <w:spacing w:before="0" w:after="0"/>
         <w:ind w:firstLine="720"/>
         <w:jc w:val="left"/>
         <w:spacing w:line="480" w:lineRule="auto"/>
@@ -1056,6 +1096,7 @@
     </w:p>
     <w:p>
       <w:pPr>
+        <w:spacing w:before="120" w:after="60"/>
         <w:jc w:val="left"/>
         <w:spacing w:line="480" w:lineRule="auto"/>
       </w:pPr>
@@ -1072,6 +1113,7 @@
     </w:p>
     <w:p>
       <w:pPr>
+        <w:spacing w:before="0" w:after="0"/>
         <w:ind w:firstLine="720"/>
         <w:jc w:val="left"/>
         <w:spacing w:line="480" w:lineRule="auto"/>
@@ -1089,6 +1131,7 @@
     </w:p>
     <w:p>
       <w:pPr>
+        <w:spacing w:before="120" w:after="60"/>
         <w:jc w:val="left"/>
         <w:spacing w:line="480" w:lineRule="auto"/>
       </w:pPr>
@@ -1105,6 +1148,7 @@
     </w:p>
     <w:p>
       <w:pPr>
+        <w:spacing w:before="0" w:after="0"/>
         <w:ind w:firstLine="720"/>
         <w:jc w:val="left"/>
         <w:spacing w:line="480" w:lineRule="auto"/>
@@ -1127,6 +1171,7 @@
     </w:p>
     <w:p>
       <w:pPr>
+        <w:spacing w:before="240" w:after="120"/>
         <w:jc w:val="left"/>
         <w:spacing w:line="480" w:lineRule="auto"/>
       </w:pPr>
@@ -1143,6 +1188,7 @@
     </w:p>
     <w:p>
       <w:pPr>
+        <w:spacing w:before="120" w:after="60"/>
         <w:jc w:val="left"/>
         <w:spacing w:line="480" w:lineRule="auto"/>
       </w:pPr>
@@ -1159,6 +1205,7 @@
     </w:p>
     <w:p>
       <w:pPr>
+        <w:spacing w:before="0" w:after="0"/>
         <w:ind w:firstLine="720"/>
         <w:jc w:val="left"/>
         <w:spacing w:line="480" w:lineRule="auto"/>
@@ -1256,6 +1303,7 @@
     </w:p>
     <w:p>
       <w:pPr>
+        <w:spacing w:before="0" w:after="0"/>
         <w:ind w:firstLine="720"/>
         <w:jc w:val="left"/>
         <w:spacing w:line="480" w:lineRule="auto"/>
@@ -1393,6 +1441,7 @@
     </w:p>
     <w:p>
       <w:pPr>
+        <w:spacing w:before="0" w:after="0"/>
         <w:ind w:firstLine="720"/>
         <w:jc w:val="left"/>
         <w:spacing w:line="480" w:lineRule="auto"/>
@@ -1470,6 +1519,7 @@
     </w:p>
     <w:p>
       <w:pPr>
+        <w:spacing w:before="0" w:after="0"/>
         <w:ind w:firstLine="720"/>
         <w:jc w:val="left"/>
         <w:spacing w:line="480" w:lineRule="auto"/>
@@ -1507,6 +1557,7 @@
     </w:p>
     <w:p>
       <w:pPr>
+        <w:spacing w:before="0" w:after="0"/>
         <w:ind w:firstLine="720"/>
         <w:jc w:val="left"/>
         <w:spacing w:line="480" w:lineRule="auto"/>
@@ -6055,7 +6106,7 @@
         <w:rPr>
           <w:rFonts w:ascii="Times New Roman" w:hAnsi="Times New Roman"/>
           <w:rFonts w:ascii="Times New Roman" w:hAnsi="Times New Roman"/>
-          <w:b/>
+          <w:b w:val="0"/>
           <w:i/>
           <w:sz w:val="20"/>
         </w:rPr>
@@ -6094,6 +6145,7 @@
     </w:p>
     <w:p>
       <w:pPr>
+        <w:spacing w:before="120" w:after="60"/>
         <w:jc w:val="left"/>
         <w:spacing w:line="480" w:lineRule="auto"/>
       </w:pPr>
@@ -6110,6 +6162,7 @@
     </w:p>
     <w:p>
       <w:pPr>
+        <w:spacing w:before="0" w:after="0"/>
         <w:ind w:firstLine="720"/>
         <w:jc w:val="left"/>
         <w:spacing w:line="480" w:lineRule="auto"/>
@@ -6127,6 +6180,7 @@
     </w:p>
     <w:p>
       <w:pPr>
+        <w:spacing w:before="120" w:after="60"/>
         <w:jc w:val="left"/>
         <w:spacing w:line="480" w:lineRule="auto"/>
       </w:pPr>
@@ -6143,6 +6197,7 @@
     </w:p>
     <w:p>
       <w:pPr>
+        <w:spacing w:before="0" w:after="0"/>
         <w:ind w:firstLine="720"/>
         <w:jc w:val="left"/>
         <w:spacing w:line="480" w:lineRule="auto"/>
@@ -6160,6 +6215,7 @@
     </w:p>
     <w:p>
       <w:pPr>
+        <w:spacing w:before="120" w:after="60"/>
         <w:jc w:val="left"/>
         <w:spacing w:line="480" w:lineRule="auto"/>
       </w:pPr>
@@ -6176,6 +6232,7 @@
     </w:p>
     <w:p>
       <w:pPr>
+        <w:spacing w:before="0" w:after="0"/>
         <w:ind w:firstLine="720"/>
         <w:jc w:val="left"/>
         <w:spacing w:line="480" w:lineRule="auto"/>
@@ -6243,6 +6300,7 @@
     </w:p>
     <w:p>
       <w:pPr>
+        <w:spacing w:before="0" w:after="0"/>
         <w:ind w:firstLine="720"/>
         <w:jc w:val="left"/>
         <w:spacing w:line="480" w:lineRule="auto"/>
@@ -6390,6 +6448,7 @@
     </w:p>
     <w:p>
       <w:pPr>
+        <w:spacing w:before="0" w:after="0"/>
         <w:ind w:firstLine="720"/>
         <w:jc w:val="left"/>
         <w:spacing w:line="480" w:lineRule="auto"/>
@@ -6457,6 +6516,7 @@
     </w:p>
     <w:p>
       <w:pPr>
+        <w:spacing w:before="0" w:after="0"/>
         <w:ind w:firstLine="720"/>
         <w:jc w:val="left"/>
         <w:spacing w:line="480" w:lineRule="auto"/>
@@ -6474,6 +6534,7 @@
     </w:p>
     <w:p>
       <w:pPr>
+        <w:spacing w:before="120" w:after="60"/>
         <w:jc w:val="left"/>
         <w:spacing w:line="480" w:lineRule="auto"/>
       </w:pPr>
@@ -6490,6 +6551,7 @@
     </w:p>
     <w:p>
       <w:pPr>
+        <w:spacing w:before="0" w:after="0"/>
         <w:ind w:firstLine="720"/>
         <w:jc w:val="left"/>
         <w:spacing w:line="480" w:lineRule="auto"/>
@@ -6577,6 +6639,7 @@
     </w:p>
     <w:p>
       <w:pPr>
+        <w:spacing w:before="0" w:after="0"/>
         <w:ind w:firstLine="720"/>
         <w:jc w:val="left"/>
         <w:spacing w:line="480" w:lineRule="auto"/>
@@ -6664,6 +6727,7 @@
     </w:p>
     <w:p>
       <w:pPr>
+        <w:spacing w:before="120" w:after="60"/>
         <w:jc w:val="left"/>
         <w:spacing w:line="480" w:lineRule="auto"/>
       </w:pPr>
@@ -6680,6 +6744,7 @@
     </w:p>
     <w:p>
       <w:pPr>
+        <w:spacing w:before="0" w:after="0"/>
         <w:ind w:firstLine="720"/>
         <w:jc w:val="left"/>
         <w:spacing w:line="480" w:lineRule="auto"/>
@@ -6697,6 +6762,7 @@
     </w:p>
     <w:p>
       <w:pPr>
+        <w:spacing w:before="0" w:after="0"/>
         <w:ind w:firstLine="720"/>
         <w:jc w:val="left"/>
         <w:spacing w:line="480" w:lineRule="auto"/>
@@ -6784,6 +6850,7 @@
     </w:p>
     <w:p>
       <w:pPr>
+        <w:spacing w:before="120" w:after="60"/>
         <w:jc w:val="left"/>
         <w:spacing w:line="480" w:lineRule="auto"/>
       </w:pPr>
@@ -6800,6 +6867,7 @@
     </w:p>
     <w:p>
       <w:pPr>
+        <w:spacing w:before="0" w:after="0"/>
         <w:ind w:firstLine="720"/>
         <w:jc w:val="left"/>
         <w:spacing w:line="480" w:lineRule="auto"/>
@@ -6817,6 +6885,7 @@
     </w:p>
     <w:p>
       <w:pPr>
+        <w:spacing w:before="120" w:after="60"/>
         <w:jc w:val="left"/>
         <w:spacing w:line="480" w:lineRule="auto"/>
       </w:pPr>
@@ -6833,6 +6902,7 @@
     </w:p>
     <w:p>
       <w:pPr>
+        <w:spacing w:before="0" w:after="0"/>
         <w:ind w:firstLine="720"/>
         <w:jc w:val="left"/>
         <w:spacing w:line="480" w:lineRule="auto"/>
@@ -6850,6 +6920,7 @@
     </w:p>
     <w:p>
       <w:pPr>
+        <w:spacing w:before="0" w:after="0"/>
         <w:ind w:firstLine="720"/>
         <w:jc w:val="left"/>
         <w:spacing w:line="480" w:lineRule="auto"/>
@@ -6917,6 +6988,7 @@
     </w:p>
     <w:p>
       <w:pPr>
+        <w:spacing w:before="0" w:after="0"/>
         <w:ind w:firstLine="720"/>
         <w:jc w:val="left"/>
         <w:spacing w:line="480" w:lineRule="auto"/>
@@ -6964,6 +7036,7 @@
     </w:p>
     <w:p>
       <w:pPr>
+        <w:spacing w:before="0" w:after="0"/>
         <w:ind w:firstLine="720"/>
         <w:jc w:val="left"/>
         <w:spacing w:line="480" w:lineRule="auto"/>
@@ -7011,6 +7084,7 @@
     </w:p>
     <w:p>
       <w:pPr>
+        <w:spacing w:before="0" w:after="0"/>
         <w:ind w:firstLine="720"/>
         <w:jc w:val="left"/>
         <w:spacing w:line="480" w:lineRule="auto"/>
@@ -7078,6 +7152,7 @@
     </w:p>
     <w:p>
       <w:pPr>
+        <w:spacing w:before="0" w:after="0"/>
         <w:ind w:firstLine="720"/>
         <w:jc w:val="left"/>
         <w:spacing w:line="480" w:lineRule="auto"/>
@@ -7135,6 +7210,7 @@
     </w:p>
     <w:p>
       <w:pPr>
+        <w:spacing w:before="120" w:after="60"/>
         <w:jc w:val="left"/>
         <w:spacing w:line="480" w:lineRule="auto"/>
       </w:pPr>
@@ -7151,6 +7227,7 @@
     </w:p>
     <w:p>
       <w:pPr>
+        <w:spacing w:before="0" w:after="0"/>
         <w:ind w:firstLine="720"/>
         <w:jc w:val="left"/>
         <w:spacing w:line="480" w:lineRule="auto"/>
@@ -7168,6 +7245,7 @@
     </w:p>
     <w:p>
       <w:pPr>
+        <w:spacing w:before="0" w:after="0"/>
         <w:ind w:firstLine="720"/>
         <w:jc w:val="left"/>
         <w:spacing w:line="480" w:lineRule="auto"/>
@@ -7195,6 +7273,7 @@
     </w:p>
     <w:p>
       <w:pPr>
+        <w:spacing w:before="0" w:after="0"/>
         <w:ind w:firstLine="720"/>
         <w:jc w:val="left"/>
         <w:spacing w:line="480" w:lineRule="auto"/>
@@ -7262,6 +7341,7 @@
     </w:p>
     <w:p>
       <w:pPr>
+        <w:spacing w:before="120" w:after="60"/>
         <w:jc w:val="left"/>
         <w:spacing w:line="480" w:lineRule="auto"/>
       </w:pPr>
@@ -7278,6 +7358,7 @@
     </w:p>
     <w:p>
       <w:pPr>
+        <w:spacing w:before="0" w:after="0"/>
         <w:ind w:firstLine="720"/>
         <w:jc w:val="left"/>
         <w:spacing w:line="480" w:lineRule="auto"/>
@@ -7295,6 +7376,7 @@
     </w:p>
     <w:p>
       <w:pPr>
+        <w:spacing w:before="0" w:after="0"/>
         <w:ind w:firstLine="720"/>
         <w:jc w:val="left"/>
         <w:spacing w:line="480" w:lineRule="auto"/>
@@ -7362,6 +7444,7 @@
     </w:p>
     <w:p>
       <w:pPr>
+        <w:spacing w:before="0" w:after="0"/>
         <w:ind w:firstLine="720"/>
         <w:jc w:val="left"/>
         <w:spacing w:line="480" w:lineRule="auto"/>
@@ -7449,6 +7532,7 @@
     </w:p>
     <w:p>
       <w:pPr>
+        <w:spacing w:before="0" w:after="0"/>
         <w:ind w:firstLine="720"/>
         <w:jc w:val="left"/>
         <w:spacing w:line="480" w:lineRule="auto"/>
@@ -7496,6 +7580,7 @@
     </w:p>
     <w:p>
       <w:pPr>
+        <w:spacing w:before="0" w:after="0"/>
         <w:ind w:firstLine="720"/>
         <w:jc w:val="left"/>
         <w:spacing w:line="480" w:lineRule="auto"/>
@@ -7513,6 +7598,7 @@
     </w:p>
     <w:p>
       <w:pPr>
+        <w:spacing w:before="120" w:after="60"/>
         <w:jc w:val="left"/>
         <w:spacing w:line="480" w:lineRule="auto"/>
       </w:pPr>
@@ -7529,6 +7615,7 @@
     </w:p>
     <w:p>
       <w:pPr>
+        <w:spacing w:before="0" w:after="0"/>
         <w:ind w:firstLine="720"/>
         <w:jc w:val="left"/>
         <w:spacing w:line="480" w:lineRule="auto"/>
@@ -7546,6 +7633,7 @@
     </w:p>
     <w:p>
       <w:pPr>
+        <w:spacing w:before="120" w:after="60"/>
         <w:jc w:val="left"/>
         <w:spacing w:line="480" w:lineRule="auto"/>
       </w:pPr>
@@ -7562,6 +7650,7 @@
     </w:p>
     <w:p>
       <w:pPr>
+        <w:spacing w:before="0" w:after="0"/>
         <w:ind w:firstLine="720"/>
         <w:jc w:val="left"/>
         <w:spacing w:line="480" w:lineRule="auto"/>
@@ -7579,6 +7668,7 @@
     </w:p>
     <w:p>
       <w:pPr>
+        <w:spacing w:before="0" w:after="0"/>
         <w:ind w:firstLine="720"/>
         <w:jc w:val="left"/>
         <w:spacing w:line="480" w:lineRule="auto"/>
@@ -7596,6 +7686,7 @@
     </w:p>
     <w:p>
       <w:pPr>
+        <w:spacing w:before="0" w:after="0"/>
         <w:ind w:firstLine="720"/>
         <w:jc w:val="left"/>
         <w:spacing w:line="480" w:lineRule="auto"/>
@@ -7613,6 +7704,7 @@
     </w:p>
     <w:p>
       <w:pPr>
+        <w:spacing w:before="120" w:after="60"/>
         <w:jc w:val="left"/>
         <w:spacing w:line="480" w:lineRule="auto"/>
       </w:pPr>
@@ -7629,6 +7721,7 @@
     </w:p>
     <w:p>
       <w:pPr>
+        <w:spacing w:before="0" w:after="0"/>
         <w:ind w:firstLine="720"/>
         <w:jc w:val="left"/>
         <w:spacing w:line="480" w:lineRule="auto"/>
@@ -7646,6 +7739,7 @@
     </w:p>
     <w:p>
       <w:pPr>
+        <w:spacing w:before="0" w:after="0"/>
         <w:ind w:firstLine="720"/>
         <w:jc w:val="left"/>
         <w:spacing w:line="480" w:lineRule="auto"/>
@@ -7683,6 +7777,7 @@
     </w:p>
     <w:p>
       <w:pPr>
+        <w:spacing w:before="0" w:after="0"/>
         <w:ind w:firstLine="720"/>
         <w:jc w:val="left"/>
         <w:spacing w:line="480" w:lineRule="auto"/>
@@ -7700,6 +7795,7 @@
     </w:p>
     <w:p>
       <w:pPr>
+        <w:spacing w:before="120" w:after="60"/>
         <w:jc w:val="left"/>
         <w:spacing w:line="480" w:lineRule="auto"/>
       </w:pPr>
@@ -7716,6 +7812,7 @@
     </w:p>
     <w:p>
       <w:pPr>
+        <w:spacing w:before="0" w:after="0"/>
         <w:ind w:firstLine="720"/>
         <w:jc w:val="left"/>
         <w:spacing w:line="480" w:lineRule="auto"/>
@@ -7733,6 +7830,7 @@
     </w:p>
     <w:p>
       <w:pPr>
+        <w:spacing w:before="0" w:after="0"/>
         <w:ind w:firstLine="720"/>
         <w:jc w:val="left"/>
         <w:spacing w:line="480" w:lineRule="auto"/>
@@ -7755,6 +7853,7 @@
     </w:p>
     <w:p>
       <w:pPr>
+        <w:spacing w:before="240" w:after="120"/>
         <w:jc w:val="left"/>
         <w:spacing w:line="480" w:lineRule="auto"/>
       </w:pPr>
@@ -7771,6 +7870,7 @@
     </w:p>
     <w:p>
       <w:pPr>
+        <w:spacing w:before="120" w:after="60"/>
         <w:jc w:val="left"/>
         <w:spacing w:line="480" w:lineRule="auto"/>
       </w:pPr>
@@ -7787,6 +7887,7 @@
     </w:p>
     <w:p>
       <w:pPr>
+        <w:spacing w:before="0" w:after="0"/>
         <w:ind w:firstLine="720"/>
         <w:jc w:val="left"/>
         <w:spacing w:line="480" w:lineRule="auto"/>
@@ -7804,6 +7905,7 @@
     </w:p>
     <w:p>
       <w:pPr>
+        <w:spacing w:before="0" w:after="0"/>
         <w:ind w:firstLine="720"/>
         <w:jc w:val="left"/>
         <w:spacing w:line="480" w:lineRule="auto"/>
@@ -7821,6 +7923,7 @@
     </w:p>
     <w:p>
       <w:pPr>
+        <w:spacing w:before="0" w:after="0"/>
         <w:ind w:firstLine="720"/>
         <w:jc w:val="left"/>
         <w:spacing w:line="480" w:lineRule="auto"/>
@@ -7858,6 +7961,7 @@
     </w:p>
     <w:p>
       <w:pPr>
+        <w:spacing w:before="0" w:after="0"/>
         <w:ind w:firstLine="720"/>
         <w:jc w:val="left"/>
         <w:spacing w:line="480" w:lineRule="auto"/>
@@ -7875,6 +7979,7 @@
     </w:p>
     <w:p>
       <w:pPr>
+        <w:spacing w:before="120" w:after="60"/>
         <w:jc w:val="left"/>
         <w:spacing w:line="480" w:lineRule="auto"/>
       </w:pPr>
@@ -7891,6 +7996,7 @@
     </w:p>
     <w:p>
       <w:pPr>
+        <w:spacing w:before="0" w:after="0"/>
         <w:ind w:firstLine="720"/>
         <w:jc w:val="left"/>
         <w:spacing w:line="480" w:lineRule="auto"/>
@@ -7928,6 +8034,7 @@
     </w:p>
     <w:p>
       <w:pPr>
+        <w:spacing w:before="0" w:after="0"/>
         <w:ind w:firstLine="720"/>
         <w:jc w:val="left"/>
         <w:spacing w:line="480" w:lineRule="auto"/>
@@ -7945,6 +8052,7 @@
     </w:p>
     <w:p>
       <w:pPr>
+        <w:spacing w:before="120" w:after="60"/>
         <w:jc w:val="left"/>
         <w:spacing w:line="480" w:lineRule="auto"/>
       </w:pPr>
@@ -7961,6 +8069,7 @@
     </w:p>
     <w:p>
       <w:pPr>
+        <w:spacing w:before="0" w:after="0"/>
         <w:ind w:firstLine="720"/>
         <w:jc w:val="left"/>
         <w:spacing w:line="480" w:lineRule="auto"/>
@@ -7978,6 +8087,7 @@
     </w:p>
     <w:p>
       <w:pPr>
+        <w:spacing w:before="0" w:after="0"/>
         <w:ind w:firstLine="720"/>
         <w:jc w:val="left"/>
         <w:spacing w:line="480" w:lineRule="auto"/>
@@ -7995,6 +8105,7 @@
     </w:p>
     <w:p>
       <w:pPr>
+        <w:spacing w:before="120" w:after="60"/>
         <w:jc w:val="left"/>
         <w:spacing w:line="480" w:lineRule="auto"/>
       </w:pPr>
@@ -8011,6 +8122,7 @@
     </w:p>
     <w:p>
       <w:pPr>
+        <w:spacing w:before="0" w:after="0"/>
         <w:ind w:firstLine="720"/>
         <w:jc w:val="left"/>
         <w:spacing w:line="480" w:lineRule="auto"/>
@@ -8028,6 +8140,7 @@
     </w:p>
     <w:p>
       <w:pPr>
+        <w:spacing w:before="0" w:after="0"/>
         <w:ind w:firstLine="720"/>
         <w:jc w:val="left"/>
         <w:spacing w:line="480" w:lineRule="auto"/>
@@ -8055,6 +8168,7 @@
     </w:p>
     <w:p>
       <w:pPr>
+        <w:spacing w:before="0" w:after="0"/>
         <w:ind w:firstLine="720"/>
         <w:jc w:val="left"/>
         <w:spacing w:line="480" w:lineRule="auto"/>
@@ -8082,6 +8196,7 @@
     </w:p>
     <w:p>
       <w:pPr>
+        <w:spacing w:before="0" w:after="0"/>
         <w:ind w:firstLine="720"/>
         <w:jc w:val="left"/>
         <w:spacing w:line="480" w:lineRule="auto"/>
@@ -8109,6 +8224,7 @@
     </w:p>
     <w:p>
       <w:pPr>
+        <w:spacing w:before="0" w:after="0"/>
         <w:ind w:firstLine="720"/>
         <w:jc w:val="left"/>
         <w:spacing w:line="480" w:lineRule="auto"/>
@@ -8196,6 +8312,7 @@
     </w:p>
     <w:p>
       <w:pPr>
+        <w:spacing w:before="0" w:after="0"/>
         <w:ind w:firstLine="720"/>
         <w:jc w:val="left"/>
         <w:spacing w:line="480" w:lineRule="auto"/>
@@ -8223,6 +8340,7 @@
     </w:p>
     <w:p>
       <w:pPr>
+        <w:spacing w:before="0" w:after="0"/>
         <w:ind w:firstLine="720"/>
         <w:jc w:val="left"/>
         <w:spacing w:line="480" w:lineRule="auto"/>
@@ -8240,6 +8358,7 @@
     </w:p>
     <w:p>
       <w:pPr>
+        <w:spacing w:before="120" w:after="60"/>
         <w:jc w:val="left"/>
         <w:spacing w:line="480" w:lineRule="auto"/>
       </w:pPr>
@@ -8256,6 +8375,7 @@
     </w:p>
     <w:p>
       <w:pPr>
+        <w:spacing w:before="0" w:after="0"/>
         <w:ind w:firstLine="720"/>
         <w:jc w:val="left"/>
         <w:spacing w:line="480" w:lineRule="auto"/>
@@ -8293,6 +8413,7 @@
     </w:p>
     <w:p>
       <w:pPr>
+        <w:spacing w:before="0" w:after="0"/>
         <w:ind w:firstLine="720"/>
         <w:jc w:val="left"/>
         <w:spacing w:line="480" w:lineRule="auto"/>
@@ -8315,6 +8436,7 @@
     </w:p>
     <w:p>
       <w:pPr>
+        <w:spacing w:before="240" w:after="120"/>
         <w:jc w:val="left"/>
         <w:spacing w:line="480" w:lineRule="auto"/>
       </w:pPr>
@@ -10519,6 +10641,7 @@
     </w:p>
     <w:p>
       <w:pPr>
+        <w:spacing w:before="240" w:after="120"/>
         <w:jc w:val="left"/>
         <w:spacing w:line="480" w:lineRule="auto"/>
       </w:pPr>
@@ -10535,6 +10658,7 @@
     </w:p>
     <w:p>
       <w:pPr>
+        <w:spacing w:before="120" w:after="0"/>
         <w:spacing w:line="480" w:lineRule="auto"/>
       </w:pPr>
       <w:r>
@@ -10560,6 +10684,7 @@
     </w:p>
     <w:p>
       <w:pPr>
+        <w:spacing w:before="120" w:after="0"/>
         <w:spacing w:line="480" w:lineRule="auto"/>
       </w:pPr>
       <w:r>
@@ -10585,6 +10710,7 @@
     </w:p>
     <w:p>
       <w:pPr>
+        <w:spacing w:before="120" w:after="0"/>
         <w:spacing w:line="480" w:lineRule="auto"/>
       </w:pPr>
       <w:r>
@@ -10610,6 +10736,7 @@
     </w:p>
     <w:p>
       <w:pPr>
+        <w:spacing w:before="120" w:after="0"/>
         <w:spacing w:line="480" w:lineRule="auto"/>
       </w:pPr>
       <w:r>
@@ -14989,7 +15116,7 @@
         <w:rPr>
           <w:rFonts w:ascii="Times New Roman" w:hAnsi="Times New Roman"/>
           <w:rFonts w:ascii="Times New Roman" w:hAnsi="Times New Roman"/>
-          <w:b/>
+          <w:b w:val="0"/>
           <w:i/>
           <w:sz w:val="20"/>
         </w:rPr>
@@ -15403,9 +15530,6 @@
     <w:name w:val="Normal"/>
     <w:qFormat/>
     <w:rsid w:val="00FC693F"/>
-    <w:pPr>
-      <w:spacing w:line="480" w:lineRule="auto" w:after="0"/>
-    </w:pPr>
     <w:rPr>
       <w:rFonts w:ascii="Times New Roman" w:hAnsi="Times New Roman"/>
       <w:sz w:val="24"/>

--- a/projects/paper-02/06-write/paper02_draft_v1.docx
+++ b/projects/paper-02/06-write/paper02_draft_v1.docx
@@ -51,7 +51,7 @@
           <w:i w:val="0"/>
           <w:sz w:val="24"/>
         </w:rPr>
-        <w:t xml:space="preserve"> Parental education level is among the most consistently measured dimensions of socioeconomic status and a robust predictor of children's cognitive and language outcomes. However, a comprehensive synthesis of its neural correlates in early childhood is lacking.</w:t>
+        <w:t xml:space="preserve"> Parental education level is a robust predictor of children's cognitive outcomes, yet a cross-modal synthesis of its neural correlates in early childhood is lacking.</w:t>
       </w:r>
     </w:p>
     <w:p>
@@ -75,7 +75,7 @@
           <w:i w:val="0"/>
           <w:sz w:val="24"/>
         </w:rPr>
-        <w:t xml:space="preserve"> To systematically review evidence on associations between parental education level and neural development in children aged 0–8 years across EEG, ERP, fNIRS, and neuroimaging modalities.</w:t>
+        <w:t xml:space="preserve"> To systematically review associations between parental education and neural development in children aged 0–8 years across EEG, ERP, fNIRS, and neuroimaging modalities.</w:t>
       </w:r>
     </w:p>
     <w:p>
@@ -99,7 +99,7 @@
           <w:i w:val="0"/>
           <w:sz w:val="24"/>
         </w:rPr>
-        <w:t xml:space="preserve"> We searched PubMed/MEDLINE, PsycINFO, Web of Science, and Scopus from inception to April 2026, following PRISMA 2020 guidelines. Studies were included if they reported an independently estimable association between parental education and at least one direct neural outcome measure in children aged 0–8 years. Study quality was assessed using the Newcastle–Ottawa Scale.</w:t>
+        <w:t xml:space="preserve"> We searched PubMed/MEDLINE, PsycINFO, Web of Science, and Scopus (inception to April 2026) following PRISMA 2020 guidelines. Studies were included if parental education had an independently estimable association with a direct neural outcome in children aged 0–8 years. Quality was assessed using the Newcastle–Ottawa Scale.</w:t>
       </w:r>
     </w:p>
     <w:p>
@@ -141,79 +141,7 @@
           <w:i w:val="0"/>
           <w:sz w:val="24"/>
         </w:rPr>
-        <w:t xml:space="preserve"> = 26–373; 10 countries or regions) met inclusion criteria. Across six neural modalities (resting-state EEG, ERP, fNIRS, fMRI, DTI, and structural MRI), 15 of 16 studies (94%) reported a positive association between higher parental education and more mature or stronger neural indices. Evidence was consistent across structural MRI (</w:t>
-      </w:r>
-      <w:r>
-        <w:rPr>
-          <w:rFonts w:ascii="Times New Roman" w:hAnsi="Times New Roman"/>
-          <w:b w:val="0"/>
-          <w:i/>
-          <w:sz w:val="24"/>
-        </w:rPr>
-        <w:t>k</w:t>
-      </w:r>
-      <w:r>
-        <w:rPr>
-          <w:rFonts w:ascii="Times New Roman" w:hAnsi="Times New Roman"/>
-          <w:b w:val="0"/>
-          <w:i w:val="0"/>
-          <w:sz w:val="24"/>
-        </w:rPr>
-        <w:t xml:space="preserve"> = 5), DTI (</w:t>
-      </w:r>
-      <w:r>
-        <w:rPr>
-          <w:rFonts w:ascii="Times New Roman" w:hAnsi="Times New Roman"/>
-          <w:b w:val="0"/>
-          <w:i/>
-          <w:sz w:val="24"/>
-        </w:rPr>
-        <w:t>k</w:t>
-      </w:r>
-      <w:r>
-        <w:rPr>
-          <w:rFonts w:ascii="Times New Roman" w:hAnsi="Times New Roman"/>
-          <w:b w:val="0"/>
-          <w:i w:val="0"/>
-          <w:sz w:val="24"/>
-        </w:rPr>
-        <w:t xml:space="preserve"> = 3), resting-state EEG (</w:t>
-      </w:r>
-      <w:r>
-        <w:rPr>
-          <w:rFonts w:ascii="Times New Roman" w:hAnsi="Times New Roman"/>
-          <w:b w:val="0"/>
-          <w:i/>
-          <w:sz w:val="24"/>
-        </w:rPr>
-        <w:t>k</w:t>
-      </w:r>
-      <w:r>
-        <w:rPr>
-          <w:rFonts w:ascii="Times New Roman" w:hAnsi="Times New Roman"/>
-          <w:b w:val="0"/>
-          <w:i w:val="0"/>
-          <w:sz w:val="24"/>
-        </w:rPr>
-        <w:t xml:space="preserve"> = 3), and fMRI (</w:t>
-      </w:r>
-      <w:r>
-        <w:rPr>
-          <w:rFonts w:ascii="Times New Roman" w:hAnsi="Times New Roman"/>
-          <w:b w:val="0"/>
-          <w:i/>
-          <w:sz w:val="24"/>
-        </w:rPr>
-        <w:t>k</w:t>
-      </w:r>
-      <w:r>
-        <w:rPr>
-          <w:rFonts w:ascii="Times New Roman" w:hAnsi="Times New Roman"/>
-          <w:b w:val="0"/>
-          <w:i w:val="0"/>
-          <w:sz w:val="24"/>
-        </w:rPr>
-        <w:t xml:space="preserve"> = 2). Three neonatal studies indicated that associations are detectable from birth. One study reported a negative pattern in the context of migration-related linguistic heterogeneity.</w:t>
+        <w:t xml:space="preserve"> = 26–373; 10 countries) met inclusion criteria. Across six modalities, 15 of 16 (94%) reported a positive association between higher parental education and more mature neural indices; three neonatal studies indicated associations detectable from birth. One study reported a negative pattern attributable to migration-related linguistic heterogeneity.</w:t>
       </w:r>
     </w:p>
     <w:p>
@@ -237,7 +165,7 @@
           <w:i w:val="0"/>
           <w:sz w:val="24"/>
         </w:rPr>
-        <w:t xml:space="preserve"> Higher parental education is associated with more advanced neural development from birth through middle childhood, with convergent evidence across prefrontal, temporal, and fronto-temporal networks. Associations likely reflect cognitive stimulation and language-enriched home environments, with additional evidence for prenatal mechanisms. These findings underscore the importance of early home enrichment programmes for reducing socioeconomic disparities in neural development.</w:t>
+        <w:t xml:space="preserve"> Higher parental education is associated with more advanced neural development from birth through middle childhood, with convergent evidence across prefrontal and fronto-temporal networks. Findings underscore the importance of early home enrichment programmes for reducing socioeconomic disparities in neural development.</w:t>
       </w:r>
     </w:p>
     <w:p>
@@ -266,30 +194,188 @@
     </w:p>
     <w:p>
       <w:pPr>
+        <w:pStyle w:val="Heading1"/>
+        <w:spacing w:before="240" w:after="60" w:line="360" w:lineRule="auto"/>
+      </w:pPr>
+      <w:r>
+        <w:rPr>
+          <w:rFonts w:ascii="Times New Roman" w:hAnsi="Times New Roman"/>
+          <w:b/>
+          <w:sz w:val="28"/>
+        </w:rPr>
+        <w:t>1. Introduction</w:t>
+      </w:r>
+    </w:p>
+    <w:p>
+      <w:pPr>
+        <w:pStyle w:val="Heading2"/>
+        <w:spacing w:before="200" w:after="40" w:line="360" w:lineRule="auto"/>
+      </w:pPr>
+      <w:r>
+        <w:rPr>
+          <w:rFonts w:ascii="Times New Roman" w:hAnsi="Times New Roman"/>
+          <w:b/>
+          <w:sz w:val="26"/>
+        </w:rPr>
+        <w:t>1.1 Parental education level as a marker of early childhood environment</w:t>
+      </w:r>
+    </w:p>
+    <w:p>
+      <w:pPr>
         <w:jc w:val="left"/>
         <w:spacing w:before="0" w:after="120" w:line="480" w:lineRule="auto"/>
       </w:pPr>
       <w:r>
         <w:rPr>
           <w:rFonts w:ascii="Times New Roman" w:hAnsi="Times New Roman"/>
-          <w:b/>
-          <w:i w:val="0"/>
-          <w:sz w:val="24"/>
-        </w:rPr>
-        <w:t>Keywords:</w:t>
-      </w:r>
-      <w:r>
-        <w:rPr>
-          <w:rFonts w:ascii="Times New Roman" w:hAnsi="Times New Roman"/>
-          <w:b w:val="0"/>
-          <w:i w:val="0"/>
-          <w:sz w:val="24"/>
-        </w:rPr>
-        <w:t xml:space="preserve"> parental education; socioeconomic status; neural development; EEG; ERP; fNIRS; fMRI; DTI; systematic review; early childhood</w:t>
+          <w:b w:val="0"/>
+          <w:i w:val="0"/>
+          <w:sz w:val="24"/>
+        </w:rPr>
+        <w:t>Socioeconomic status (SES) is a multidimensional construct encompassing income, occupational prestige, and educational attainment. Among its components, parental education level offers particular advantages for research: it is measured with relatively low error, remains stable across a child's early years, and captures accumulated cognitive and cultural resources that shape the quality of the home learning environment (Bradley &amp; Corwyn, 2002; Davis-Kean, 2005; Hackman &amp; Farah, 2009). Population-based studies consistently show that children of more educated parents perform better on vocabulary, executive function, and academic achievement assessments (Diamond, 2013; Duncan &amp; Magnuson, 2012; Hoff, 2013).</w:t>
       </w:r>
     </w:p>
     <w:p>
       <w:pPr>
+        <w:jc w:val="left"/>
+        <w:spacing w:before="0" w:after="120" w:line="480" w:lineRule="auto"/>
+      </w:pPr>
+      <w:r>
+        <w:rPr>
+          <w:rFonts w:ascii="Times New Roman" w:hAnsi="Times New Roman"/>
+          <w:b w:val="0"/>
+          <w:i w:val="0"/>
+          <w:sz w:val="24"/>
+        </w:rPr>
+        <w:t xml:space="preserve">Yet behavioral outcomes are the downstream products of neural development. To understand </w:t>
+      </w:r>
+      <w:r>
+        <w:rPr>
+          <w:rFonts w:ascii="Times New Roman" w:hAnsi="Times New Roman"/>
+          <w:b w:val="0"/>
+          <w:i/>
+          <w:sz w:val="24"/>
+        </w:rPr>
+        <w:t>how</w:t>
+      </w:r>
+      <w:r>
+        <w:rPr>
+          <w:rFonts w:ascii="Times New Roman" w:hAnsi="Times New Roman"/>
+          <w:b w:val="0"/>
+          <w:i w:val="0"/>
+          <w:sz w:val="24"/>
+        </w:rPr>
+        <w:t xml:space="preserve"> educational advantages are transmitted across generations, it is necessary to examine their biological substrates—the brain systems that underlie cognitive and language capacities emerging in the first years of life.</w:t>
+      </w:r>
+    </w:p>
+    <w:p>
+      <w:pPr>
+        <w:pStyle w:val="Heading2"/>
+        <w:spacing w:before="200" w:after="40" w:line="360" w:lineRule="auto"/>
+      </w:pPr>
+      <w:r>
+        <w:rPr>
+          <w:rFonts w:ascii="Times New Roman" w:hAnsi="Times New Roman"/>
+          <w:b/>
+          <w:sz w:val="26"/>
+        </w:rPr>
+        <w:t>1.2 The 0–8 year window: neural plasticity and SES sensitivity</w:t>
+      </w:r>
+    </w:p>
+    <w:p>
+      <w:pPr>
+        <w:jc w:val="left"/>
+        <w:spacing w:before="0" w:after="120" w:line="480" w:lineRule="auto"/>
+      </w:pPr>
+      <w:r>
+        <w:rPr>
+          <w:rFonts w:ascii="Times New Roman" w:hAnsi="Times New Roman"/>
+          <w:b w:val="0"/>
+          <w:i w:val="0"/>
+          <w:sz w:val="24"/>
+        </w:rPr>
+        <w:t>The period from birth to age 8 represents an interval of extraordinary neural plasticity. Synaptic density peaks in prefrontal cortex by approximately 3 years of age (Huttenlocher &amp; Dabholkar, 1997); myelination of long-range white matter tracts accelerates from birth through middle childhood (Paus et al., 1999); and cortical surface area expands rapidly in the first postnatal years before reaching near-adult values (Knickmeyer et al., 2008; Stiles &amp; Jernigan, 2010). These processes are experience-dependent: environmental enrichment supports pruning and myelination, while chronic adversity—operating via stress physiology—can alter their trajectory (McEwen &amp; Gianaros, 2010; Shonkoff et al., 2012).</w:t>
+      </w:r>
+    </w:p>
+    <w:p>
+      <w:pPr>
+        <w:jc w:val="left"/>
+        <w:spacing w:before="0" w:after="120" w:line="480" w:lineRule="auto"/>
+      </w:pPr>
+      <w:r>
+        <w:rPr>
+          <w:rFonts w:ascii="Times New Roman" w:hAnsi="Times New Roman"/>
+          <w:b w:val="0"/>
+          <w:i w:val="0"/>
+          <w:sz w:val="24"/>
+        </w:rPr>
+        <w:t xml:space="preserve">The socioeconomic gradient in brain structure and function has been documented in school-age and adolescent samples (Hair et al., 2015; Noble et al., 2015; Hackman et al., 2010). However, establishing </w:t>
+      </w:r>
+      <w:r>
+        <w:rPr>
+          <w:rFonts w:ascii="Times New Roman" w:hAnsi="Times New Roman"/>
+          <w:b w:val="0"/>
+          <w:i/>
+          <w:sz w:val="24"/>
+        </w:rPr>
+        <w:t>when</w:t>
+      </w:r>
+      <w:r>
+        <w:rPr>
+          <w:rFonts w:ascii="Times New Roman" w:hAnsi="Times New Roman"/>
+          <w:b w:val="0"/>
+          <w:i w:val="0"/>
+          <w:sz w:val="24"/>
+        </w:rPr>
+        <w:t xml:space="preserve"> in development parental education begins to shape neural outcomes is critical for understanding sensitive periods and for designing early intervention targets. Studies in neonates and infants—where confounding by the child's own educational experiences is minimal—offer a particularly clean window onto prenatal and earliest postnatal environmental influences.</w:t>
+      </w:r>
+    </w:p>
+    <w:p>
+      <w:pPr>
+        <w:pStyle w:val="Heading2"/>
+        <w:spacing w:before="200" w:after="40" w:line="360" w:lineRule="auto"/>
+      </w:pPr>
+      <w:r>
+        <w:rPr>
+          <w:rFonts w:ascii="Times New Roman" w:hAnsi="Times New Roman"/>
+          <w:b/>
+          <w:sz w:val="26"/>
+        </w:rPr>
+        <w:t>1.3 Existing literature and gaps</w:t>
+      </w:r>
+    </w:p>
+    <w:p>
+      <w:pPr>
+        <w:jc w:val="left"/>
+        <w:spacing w:before="0" w:after="120" w:line="480" w:lineRule="auto"/>
+      </w:pPr>
+      <w:r>
+        <w:rPr>
+          <w:rFonts w:ascii="Times New Roman" w:hAnsi="Times New Roman"/>
+          <w:b w:val="0"/>
+          <w:i w:val="0"/>
+          <w:sz w:val="24"/>
+        </w:rPr>
+        <w:t>Prior narrative reviews have described links between SES and brain development (Hackman &amp; Farah, 2009; Tomalski &amp; Johnson, 2010), but none has systematically integrated evidence specifically for parental education across multiple neural modalities in the 0–8 year age range. Several limitations of the existing literature are notable. First, many studies operationalize SES as a composite index (combining income, education, and occupation), making it difficult to isolate the unique contribution of parental education to neural outcomes. Second, evidence across EEG/ERP, fNIRS, fMRI, and structural/diffusion MRI has accumulated independently, with no cross-modal synthesis. Third, the field lacks a systematic account of how findings vary by child age, neural system, and measurement modality.</w:t>
+      </w:r>
+    </w:p>
+    <w:p>
+      <w:pPr>
+        <w:jc w:val="left"/>
+        <w:spacing w:before="0" w:after="120" w:line="480" w:lineRule="auto"/>
+      </w:pPr>
+      <w:r>
+        <w:rPr>
+          <w:rFonts w:ascii="Times New Roman" w:hAnsi="Times New Roman"/>
+          <w:b w:val="0"/>
+          <w:i w:val="0"/>
+          <w:sz w:val="24"/>
+        </w:rPr>
+        <w:t>The present review addresses these gaps with three specific aims: (1) to identify studies reporting the independent association between parental education and neural measures in children aged 0–8 years; (2) to synthesize evidence across neural modalities and age windows; and (3) to evaluate candidate mechanisms—cognitive stimulation and chronic stress—supported by the included studies.</w:t>
+      </w:r>
+    </w:p>
+    <w:p>
+      <w:pPr>
         <w:pStyle w:val="Heading1"/>
         <w:spacing w:before="240" w:after="60" w:line="360" w:lineRule="auto"/>
       </w:pPr>
@@ -299,7 +385,7 @@
           <w:b/>
           <w:sz w:val="28"/>
         </w:rPr>
-        <w:t>1. Introduction</w:t>
+        <w:t>2. Methods</w:t>
       </w:r>
     </w:p>
     <w:p>
@@ -313,7 +399,7 @@
           <w:b/>
           <w:sz w:val="26"/>
         </w:rPr>
-        <w:t>1.1 Parental education level as a marker of early childhood environment</w:t>
+        <w:t>2.1 Protocol and registration</w:t>
       </w:r>
     </w:p>
     <w:p>
@@ -328,11 +414,25 @@
           <w:i w:val="0"/>
           <w:sz w:val="24"/>
         </w:rPr>
-        <w:t>Socioeconomic status (SES) is a multidimensional construct encompassing income, occupational prestige, and educational attainment. Among its components, parental education level offers particular advantages for research: it is measured with relatively low error, remains stable across a child's early years, and captures accumulated cognitive and cultural resources that shape the quality of the home learning environment (Bradley &amp; Corwyn, 2002; Davis-Kean, 2005; Hackman &amp; Farah, 2009). Population-based studies consistently show that children of more educated parents perform better on vocabulary, executive function, and academic achievement assessments (Diamond, 2013; Duncan &amp; Magnuson, 2012; Hoff, 2013).</w:t>
+        <w:t>This systematic review was conducted in accordance with the Preferred Reporting Items for Systematic Reviews and Meta-Analyses (PRISMA) 2020 guidelines (Page et al., 2021). The review was not pre-registered in PROSPERO; a decision was made to proceed without registration given the descriptive, narrative synthesis design and absence of a protocol suitable for prospective registration at the time data collection commenced.</w:t>
       </w:r>
     </w:p>
     <w:p>
       <w:pPr>
+        <w:pStyle w:val="Heading2"/>
+        <w:spacing w:before="200" w:after="40" w:line="360" w:lineRule="auto"/>
+      </w:pPr>
+      <w:r>
+        <w:rPr>
+          <w:rFonts w:ascii="Times New Roman" w:hAnsi="Times New Roman"/>
+          <w:b/>
+          <w:sz w:val="26"/>
+        </w:rPr>
+        <w:t>2.2 Eligibility criteria</w:t>
+      </w:r>
+    </w:p>
+    <w:p>
+      <w:pPr>
         <w:jc w:val="left"/>
         <w:spacing w:before="0" w:after="120" w:line="480" w:lineRule="auto"/>
       </w:pPr>
@@ -343,29 +443,149 @@
           <w:i w:val="0"/>
           <w:sz w:val="24"/>
         </w:rPr>
-        <w:t xml:space="preserve">Yet behavioral outcomes are the downstream products of neural development. To understand </w:t>
-      </w:r>
-      <w:r>
-        <w:rPr>
-          <w:rFonts w:ascii="Times New Roman" w:hAnsi="Times New Roman"/>
-          <w:b w:val="0"/>
-          <w:i/>
-          <w:sz w:val="24"/>
-        </w:rPr>
-        <w:t>how</w:t>
-      </w:r>
-      <w:r>
-        <w:rPr>
-          <w:rFonts w:ascii="Times New Roman" w:hAnsi="Times New Roman"/>
-          <w:b w:val="0"/>
-          <w:i w:val="0"/>
-          <w:sz w:val="24"/>
-        </w:rPr>
-        <w:t xml:space="preserve"> educational advantages are transmitted across generations, it is necessary to examine their biological substrates—the brain systems that underlie cognitive and language capacities emerging in the first years of life.</w:t>
+        <w:t>Studies were eligible if they met all of the following criteria:</w:t>
       </w:r>
     </w:p>
     <w:p>
       <w:pPr>
+        <w:jc w:val="left"/>
+        <w:spacing w:before="0" w:after="120" w:line="480" w:lineRule="auto"/>
+      </w:pPr>
+      <w:r>
+        <w:rPr>
+          <w:rFonts w:ascii="Times New Roman" w:hAnsi="Times New Roman"/>
+          <w:b/>
+          <w:i w:val="0"/>
+          <w:sz w:val="24"/>
+        </w:rPr>
+        <w:t>Population (P):</w:t>
+      </w:r>
+      <w:r>
+        <w:rPr>
+          <w:rFonts w:ascii="Times New Roman" w:hAnsi="Times New Roman"/>
+          <w:b w:val="0"/>
+          <w:i w:val="0"/>
+          <w:sz w:val="24"/>
+        </w:rPr>
+        <w:t xml:space="preserve"> Children aged 0–8 years at the time of neural measurement (studies with mixed age ranges were included if the primary analysis focused on this age window or if child-specific subgroup data were available).</w:t>
+      </w:r>
+    </w:p>
+    <w:p>
+      <w:pPr>
+        <w:jc w:val="left"/>
+        <w:spacing w:before="0" w:after="120" w:line="480" w:lineRule="auto"/>
+      </w:pPr>
+      <w:r>
+        <w:rPr>
+          <w:rFonts w:ascii="Times New Roman" w:hAnsi="Times New Roman"/>
+          <w:b/>
+          <w:i w:val="0"/>
+          <w:sz w:val="24"/>
+        </w:rPr>
+        <w:t>Exposure/Indicator (I/E):</w:t>
+      </w:r>
+      <w:r>
+        <w:rPr>
+          <w:rFonts w:ascii="Times New Roman" w:hAnsi="Times New Roman"/>
+          <w:b w:val="0"/>
+          <w:i w:val="0"/>
+          <w:sz w:val="24"/>
+        </w:rPr>
+        <w:t xml:space="preserve"> Parental education level operationalized as an independently estimable variable—either as the sole SES indicator, or as a component of a composite SES measure with a separately reported regression coefficient (β or </w:t>
+      </w:r>
+      <w:r>
+        <w:rPr>
+          <w:rFonts w:ascii="Times New Roman" w:hAnsi="Times New Roman"/>
+          <w:b w:val="0"/>
+          <w:i/>
+          <w:sz w:val="24"/>
+        </w:rPr>
+        <w:t>b</w:t>
+      </w:r>
+      <w:r>
+        <w:rPr>
+          <w:rFonts w:ascii="Times New Roman" w:hAnsi="Times New Roman"/>
+          <w:b w:val="0"/>
+          <w:i w:val="0"/>
+          <w:sz w:val="24"/>
+        </w:rPr>
+        <w:t>) and associated significance level. Studies in which education was subsumed into a composite factor without a separable coefficient, or served only as a covariate without a reported independent association, were excluded.</w:t>
+      </w:r>
+    </w:p>
+    <w:p>
+      <w:pPr>
+        <w:jc w:val="left"/>
+        <w:spacing w:before="0" w:after="120" w:line="480" w:lineRule="auto"/>
+      </w:pPr>
+      <w:r>
+        <w:rPr>
+          <w:rFonts w:ascii="Times New Roman" w:hAnsi="Times New Roman"/>
+          <w:b/>
+          <w:i w:val="0"/>
+          <w:sz w:val="24"/>
+        </w:rPr>
+        <w:t>Outcome (O):</w:t>
+      </w:r>
+      <w:r>
+        <w:rPr>
+          <w:rFonts w:ascii="Times New Roman" w:hAnsi="Times New Roman"/>
+          <w:b w:val="0"/>
+          <w:i w:val="0"/>
+          <w:sz w:val="24"/>
+        </w:rPr>
+        <w:t xml:space="preserve"> At least one direct neural measure, including but not limited to: resting-state EEG power or connectivity; event-related potentials (ERPs); functional near-infrared spectroscopy (fNIRS) activation; functional MRI (fMRI) activation or connectivity; diffusion tensor imaging (DTI) metrics (fractional anisotropy, mean diffusivity); or structural MRI measures (cortical surface area, cortical thickness, gray matter volume). Electroencephalographic studies measuring only cognitive or behavioral outcomes (e.g., verbal IQ) without a direct neural index were excluded unless neuroimaging was also included.</w:t>
+      </w:r>
+    </w:p>
+    <w:p>
+      <w:pPr>
+        <w:jc w:val="left"/>
+        <w:spacing w:before="0" w:after="120" w:line="480" w:lineRule="auto"/>
+      </w:pPr>
+      <w:r>
+        <w:rPr>
+          <w:rFonts w:ascii="Times New Roman" w:hAnsi="Times New Roman"/>
+          <w:b/>
+          <w:i w:val="0"/>
+          <w:sz w:val="24"/>
+        </w:rPr>
+        <w:t>Study design (S):</w:t>
+      </w:r>
+      <w:r>
+        <w:rPr>
+          <w:rFonts w:ascii="Times New Roman" w:hAnsi="Times New Roman"/>
+          <w:b w:val="0"/>
+          <w:i w:val="0"/>
+          <w:sz w:val="24"/>
+        </w:rPr>
+        <w:t xml:space="preserve"> Cross-sectional observational studies, longitudinal observational studies, and randomized controlled trials (provided neural outcomes were analyzed as a function of parental education, not experimental assignment). Systematic reviews, meta-analyses, narrative reviews, editorials, letters, and conference abstracts were excluded.</w:t>
+      </w:r>
+    </w:p>
+    <w:p>
+      <w:pPr>
+        <w:jc w:val="left"/>
+        <w:spacing w:before="0" w:after="120" w:line="480" w:lineRule="auto"/>
+      </w:pPr>
+      <w:r>
+        <w:rPr>
+          <w:rFonts w:ascii="Times New Roman" w:hAnsi="Times New Roman"/>
+          <w:b/>
+          <w:i w:val="0"/>
+          <w:sz w:val="24"/>
+        </w:rPr>
+        <w:t>Language:</w:t>
+      </w:r>
+      <w:r>
+        <w:rPr>
+          <w:rFonts w:ascii="Times New Roman" w:hAnsi="Times New Roman"/>
+          <w:b w:val="0"/>
+          <w:i w:val="0"/>
+          <w:sz w:val="24"/>
+        </w:rPr>
+        <w:t xml:space="preserve"> English only.</w:t>
+      </w:r>
+    </w:p>
+    <w:p>
+      <w:pPr>
         <w:pStyle w:val="Heading2"/>
         <w:spacing w:before="200" w:after="40" w:line="360" w:lineRule="auto"/>
       </w:pPr>
@@ -375,7 +595,7 @@
           <w:b/>
           <w:sz w:val="26"/>
         </w:rPr>
-        <w:t>1.2 The 0–8 year window: neural plasticity and SES sensitivity</w:t>
+        <w:t>2.3 Search strategy</w:t>
       </w:r>
     </w:p>
     <w:p>
@@ -390,7 +610,7 @@
           <w:i w:val="0"/>
           <w:sz w:val="24"/>
         </w:rPr>
-        <w:t>The period from birth to age 8 represents an interval of extraordinary neural plasticity. Synaptic density peaks in prefrontal cortex by approximately 3 years of age (Huttenlocher &amp; Dabholkar, 1997); myelination of long-range white matter tracts accelerates from birth through middle childhood (Paus et al., 1999); and cortical surface area expands rapidly in the first postnatal years before reaching near-adult values (Knickmeyer et al., 2008; Stiles &amp; Jernigan, 2010). These processes are experience-dependent: environmental enrichment supports pruning and myelination, while chronic adversity—operating via stress physiology—can alter their trajectory (McEwen &amp; Gianaros, 2010; Shonkoff et al., 2012).</w:t>
+        <w:t>We conducted systematic searches in four electronic databases: PubMed/MEDLINE, PsycINFO (via EBSCOhost), Web of Science Core Collection, and Scopus. Searches were conducted in April 2026. No publication date restriction was applied. The Cochrane Library was not searched because this review focuses on observational studies, which are not systematically indexed in Cochrane.</w:t>
       </w:r>
     </w:p>
     <w:p>
@@ -405,29 +625,113 @@
           <w:i w:val="0"/>
           <w:sz w:val="24"/>
         </w:rPr>
-        <w:t xml:space="preserve">The socioeconomic gradient in brain structure and function has been documented in school-age and adolescent samples (Hair et al., 2015; Noble et al., 2015; Hackman et al., 2010). However, establishing </w:t>
-      </w:r>
-      <w:r>
-        <w:rPr>
-          <w:rFonts w:ascii="Times New Roman" w:hAnsi="Times New Roman"/>
-          <w:b w:val="0"/>
-          <w:i/>
-          <w:sz w:val="24"/>
-        </w:rPr>
-        <w:t>when</w:t>
-      </w:r>
-      <w:r>
-        <w:rPr>
-          <w:rFonts w:ascii="Times New Roman" w:hAnsi="Times New Roman"/>
-          <w:b w:val="0"/>
-          <w:i w:val="0"/>
-          <w:sz w:val="24"/>
-        </w:rPr>
-        <w:t xml:space="preserve"> in development parental education begins to shape neural outcomes is critical for understanding sensitive periods and for designing early intervention targets. Studies in neonates and infants—where confounding by the child's own educational experiences is minimal—offer a particularly clean window onto prenatal and earliest postnatal environmental influences.</w:t>
+        <w:t>The search strategy combined three concept blocks: (1) parental education or socioeconomic status, (2) young children aged 0–8 years, and (3) neural or neuroimaging measures. The PubMed search string integrated title/abstract [tiab] fields with MeSH terms, and was iteratively refined against a set of eight benchmark studies with known eligibility status prior to finalisation. The core PubMed search string was:</w:t>
       </w:r>
     </w:p>
     <w:p>
       <w:pPr>
+        <w:ind w:left="720" w:right="720"/>
+        <w:spacing w:before="60" w:after="60" w:line="276" w:lineRule="auto"/>
+      </w:pPr>
+      <w:r>
+        <w:rPr>
+          <w:rFonts w:ascii="Times New Roman" w:hAnsi="Times New Roman"/>
+          <w:b w:val="0"/>
+          <w:i/>
+          <w:sz w:val="24"/>
+        </w:rPr>
+        <w:t>("parental education"[tiab] OR "maternal education"[tiab] OR "paternal education"[tiab] OR "educational attainment"[tiab] OR "socioeconomic status"[tiab] OR "socioeconomic background"[tiab] OR "family income"[tiab] OR "household income"[tiab] OR "child poverty"[tiab] OR "social disadvantage"[tiab]) AND ("infant</w:t>
+      </w:r>
+      <w:r>
+        <w:rPr>
+          <w:rFonts w:ascii="Times New Roman" w:hAnsi="Times New Roman"/>
+          <w:b w:val="0"/>
+          <w:i/>
+          <w:sz w:val="24"/>
+        </w:rPr>
+        <w:t>"[tiab] OR "newborn</w:t>
+      </w:r>
+      <w:r>
+        <w:rPr>
+          <w:rFonts w:ascii="Times New Roman" w:hAnsi="Times New Roman"/>
+          <w:b w:val="0"/>
+          <w:i/>
+          <w:sz w:val="24"/>
+        </w:rPr>
+        <w:t>"[tiab] OR "neonatal"[tiab] OR "toddler</w:t>
+      </w:r>
+      <w:r>
+        <w:rPr>
+          <w:rFonts w:ascii="Times New Roman" w:hAnsi="Times New Roman"/>
+          <w:b w:val="0"/>
+          <w:i/>
+          <w:sz w:val="24"/>
+        </w:rPr>
+        <w:t>"[tiab] OR "preschool</w:t>
+      </w:r>
+      <w:r>
+        <w:rPr>
+          <w:rFonts w:ascii="Times New Roman" w:hAnsi="Times New Roman"/>
+          <w:b w:val="0"/>
+          <w:i/>
+          <w:sz w:val="24"/>
+        </w:rPr>
+        <w:t>"[tiab] OR "pre-school</w:t>
+      </w:r>
+      <w:r>
+        <w:rPr>
+          <w:rFonts w:ascii="Times New Roman" w:hAnsi="Times New Roman"/>
+          <w:b w:val="0"/>
+          <w:i/>
+          <w:sz w:val="24"/>
+        </w:rPr>
+        <w:t>"[tiab] OR "young children"[tiab] OR "early childhood"[tiab] OR "kindergarten"[tiab] OR Child[MeSH] OR "Child, Preschool"[MeSH] OR Infant[MeSH]) AND ("EEG"[tiab] OR "electroencephalograph</w:t>
+      </w:r>
+      <w:r>
+        <w:rPr>
+          <w:rFonts w:ascii="Times New Roman" w:hAnsi="Times New Roman"/>
+          <w:b w:val="0"/>
+          <w:i/>
+          <w:sz w:val="24"/>
+        </w:rPr>
+        <w:t>"[tiab] OR "electrophysiolog</w:t>
+      </w:r>
+      <w:r>
+        <w:rPr>
+          <w:rFonts w:ascii="Times New Roman" w:hAnsi="Times New Roman"/>
+          <w:b w:val="0"/>
+          <w:i/>
+          <w:sz w:val="24"/>
+        </w:rPr>
+        <w:t>"[tiab] OR "event-related potential</w:t>
+      </w:r>
+      <w:r>
+        <w:rPr>
+          <w:rFonts w:ascii="Times New Roman" w:hAnsi="Times New Roman"/>
+          <w:b w:val="0"/>
+          <w:i/>
+          <w:sz w:val="24"/>
+        </w:rPr>
+        <w:t>"[tiab] OR "ERP"[tiab] OR "MMN"[tiab] OR "N400"[tiab] OR "P300"[tiab] OR "alpha power"[tiab] OR "theta power"[tiab] OR "resting-state"[tiab] OR "fNIRS"[tiab] OR "fMRI"[tiab] OR "functional MRI"[tiab] OR "functional magnetic resonance"[tiab] OR "DTI"[tiab] OR "diffusion tensor"[tiab] OR "structural MRI"[tiab] OR "cortical thickness"[tiab] OR "gray matter"[tiab] OR "white matter"[tiab] OR "VBM"[tiab] OR "brain function"[tiab] OR "brain activity"[tiab] OR "brain development"[tiab] OR "neural"[tiab] OR "neuroimaging"[tiab])</w:t>
+      </w:r>
+    </w:p>
+    <w:p>
+      <w:pPr>
+        <w:jc w:val="left"/>
+        <w:spacing w:before="0" w:after="120" w:line="480" w:lineRule="auto"/>
+      </w:pPr>
+      <w:r>
+        <w:rPr>
+          <w:rFonts w:ascii="Times New Roman" w:hAnsi="Times New Roman"/>
+          <w:b w:val="0"/>
+          <w:i w:val="0"/>
+          <w:sz w:val="24"/>
+        </w:rPr>
+        <w:t>Search strings for PsycINFO, Web of Science, and Scopus were adapted to each database's controlled vocabulary and field codes. Full database-specific search strings for these three databases are available from the corresponding author upon reasonable request.</w:t>
+      </w:r>
+    </w:p>
+    <w:p>
+      <w:pPr>
         <w:pStyle w:val="Heading2"/>
         <w:spacing w:before="200" w:after="40" w:line="360" w:lineRule="auto"/>
       </w:pPr>
@@ -437,7 +741,7 @@
           <w:b/>
           <w:sz w:val="26"/>
         </w:rPr>
-        <w:t>1.3 Existing literature and gaps</w:t>
+        <w:t>2.4 Study selection</w:t>
       </w:r>
     </w:p>
     <w:p>
@@ -452,7 +756,7 @@
           <w:i w:val="0"/>
           <w:sz w:val="24"/>
         </w:rPr>
-        <w:t>Prior narrative reviews have described links between SES and brain development (Hackman &amp; Farah, 2009; Tomalski &amp; Johnson, 2010), but none has systematically integrated evidence specifically for parental education across multiple neural modalities in the 0–8 year age range. Several limitations of the existing literature are notable. First, many studies operationalize SES as a composite index (combining income, education, and occupation), making it difficult to isolate the unique contribution of parental education to neural outcomes. Second, evidence across EEG/ERP, fNIRS, fMRI, and structural/diffusion MRI has accumulated independently, with no cross-modal synthesis. Third, the field lacks a systematic account of how findings vary by child age, neural system, and measurement modality.</w:t>
+        <w:t>Search results from all four databases were combined and deduplicated. Deduplication prioritised exact DOI matching; records without a DOI were matched on title and publication year (first 120 characters of title). This process yielded a deduplicated pool of 1,827 records from 3,097 initial hits (PubMed = 521, PsycINFO = 296, Web of Science = 1,011, Scopus = 1,269).</w:t>
       </w:r>
     </w:p>
     <w:p>
@@ -467,25 +771,209 @@
           <w:i w:val="0"/>
           <w:sz w:val="24"/>
         </w:rPr>
-        <w:t>The present review addresses these gaps with three specific aims: (1) to identify studies reporting the independent association between parental education and neural measures in children aged 0–8 years; (2) to synthesize evidence across neural modalities and age windows; and (3) to evaluate candidate mechanisms—cognitive stimulation and chronic stress—supported by the included studies.</w:t>
+        <w:t>Title and abstract screening proceeded in two stages:</w:t>
       </w:r>
     </w:p>
     <w:p>
       <w:pPr>
-        <w:pStyle w:val="Heading1"/>
-        <w:spacing w:before="240" w:after="60" w:line="360" w:lineRule="auto"/>
+        <w:jc w:val="left"/>
+        <w:spacing w:before="0" w:after="120" w:line="480" w:lineRule="auto"/>
       </w:pPr>
       <w:r>
         <w:rPr>
           <w:rFonts w:ascii="Times New Roman" w:hAnsi="Times New Roman"/>
           <w:b/>
-          <w:sz w:val="28"/>
-        </w:rPr>
-        <w:t>2. Methods</w:t>
+          <w:i w:val="0"/>
+          <w:sz w:val="24"/>
+        </w:rPr>
+        <w:t>Stage 1 (Automated pre-screening):</w:t>
+      </w:r>
+      <w:r>
+        <w:rPr>
+          <w:rFonts w:ascii="Times New Roman" w:hAnsi="Times New Roman"/>
+          <w:b w:val="0"/>
+          <w:i w:val="0"/>
+          <w:sz w:val="24"/>
+        </w:rPr>
+        <w:t xml:space="preserve"> A keyword-based algorithm retained records containing terms from all three concept blocks—parental education/SES, child age (0–8 years), and a neural measurement indicator. Records were excluded if they lacked a term from any single block. Neural indicators were applied in two tiers: records containing modality-specific terms (e.g., EEG, fMRI, cortical thickness) were automatically retained; records matching only broad neuroscientific terms (e.g., </w:t>
+      </w:r>
+      <w:r>
+        <w:rPr>
+          <w:rFonts w:ascii="Times New Roman" w:hAnsi="Times New Roman"/>
+          <w:b w:val="0"/>
+          <w:i/>
+          <w:sz w:val="24"/>
+        </w:rPr>
+        <w:t>brain development</w:t>
+      </w:r>
+      <w:r>
+        <w:rPr>
+          <w:rFonts w:ascii="Times New Roman" w:hAnsi="Times New Roman"/>
+          <w:b w:val="0"/>
+          <w:i w:val="0"/>
+          <w:sz w:val="24"/>
+        </w:rPr>
+        <w:t xml:space="preserve">, </w:t>
+      </w:r>
+      <w:r>
+        <w:rPr>
+          <w:rFonts w:ascii="Times New Roman" w:hAnsi="Times New Roman"/>
+          <w:b w:val="0"/>
+          <w:i/>
+          <w:sz w:val="24"/>
+        </w:rPr>
+        <w:t>brain function</w:t>
+      </w:r>
+      <w:r>
+        <w:rPr>
+          <w:rFonts w:ascii="Times New Roman" w:hAnsi="Times New Roman"/>
+          <w:b w:val="0"/>
+          <w:i w:val="0"/>
+          <w:sz w:val="24"/>
+        </w:rPr>
+        <w:t>) without a modality-specific term were excluded at this stage, as these terms alone could not confirm the presence of a neural measurement. Stage 1 excluded 1,314 records, retaining 513 for Stage 2.</w:t>
       </w:r>
     </w:p>
     <w:p>
       <w:pPr>
+        <w:jc w:val="left"/>
+        <w:spacing w:before="0" w:after="120" w:line="480" w:lineRule="auto"/>
+      </w:pPr>
+      <w:r>
+        <w:rPr>
+          <w:rFonts w:ascii="Times New Roman" w:hAnsi="Times New Roman"/>
+          <w:b/>
+          <w:i w:val="0"/>
+          <w:sz w:val="24"/>
+        </w:rPr>
+        <w:t>Stage 2 (Title/abstract review):</w:t>
+      </w:r>
+      <w:r>
+        <w:rPr>
+          <w:rFonts w:ascii="Times New Roman" w:hAnsi="Times New Roman"/>
+          <w:b w:val="0"/>
+          <w:i w:val="0"/>
+          <w:sz w:val="24"/>
+        </w:rPr>
+        <w:t xml:space="preserve"> Two reviewers independently screened all 513 records against the full PICOS eligibility criteria. Initial agreement between reviewers exceeded 88%; disagreements were resolved by discussion and consensus. Stage 2 excluded 380 records, retaining 133 for full-text retrieval.</w:t>
+      </w:r>
+    </w:p>
+    <w:p>
+      <w:pPr>
+        <w:jc w:val="left"/>
+        <w:spacing w:before="0" w:after="120" w:line="480" w:lineRule="auto"/>
+      </w:pPr>
+      <w:r>
+        <w:rPr>
+          <w:rFonts w:ascii="Times New Roman" w:hAnsi="Times New Roman"/>
+          <w:b/>
+          <w:i w:val="0"/>
+          <w:sz w:val="24"/>
+        </w:rPr>
+        <w:t>Stage 3 (Full-text eligibility):</w:t>
+      </w:r>
+      <w:r>
+        <w:rPr>
+          <w:rFonts w:ascii="Times New Roman" w:hAnsi="Times New Roman"/>
+          <w:b w:val="0"/>
+          <w:i w:val="0"/>
+          <w:sz w:val="24"/>
+        </w:rPr>
+        <w:t xml:space="preserve"> Full-text PDFs were obtained for 109 of the 133 records (82%); 24 records were excluded prior to full-text review on the basis of abstract information (22 records), confirmed retraction (1 record), or inability to locate the full text after reasonable effort (1 record). Two reviewers independently assessed all 109 full texts against the eligibility criteria. Full-text review included systematic verification that parental education or SES had an independently estimable effect (i.e., reported as a separate regression coefficient, primary exposure variable, or with a statistically significant independent association with a neural outcome); studies in which education was subsumed within a composite SES factor without a separable coefficient, or served only as a covariate without a reported independent effect, were excluded (E2). Disagreements were resolved by consensus discussion. This process yielded </w:t>
+      </w:r>
+      <w:r>
+        <w:rPr>
+          <w:rFonts w:ascii="Times New Roman" w:hAnsi="Times New Roman"/>
+          <w:b/>
+          <w:i w:val="0"/>
+          <w:sz w:val="24"/>
+        </w:rPr>
+        <w:t>16 studies</w:t>
+      </w:r>
+      <w:r>
+        <w:rPr>
+          <w:rFonts w:ascii="Times New Roman" w:hAnsi="Times New Roman"/>
+          <w:b w:val="0"/>
+          <w:i w:val="0"/>
+          <w:sz w:val="24"/>
+        </w:rPr>
+        <w:t xml:space="preserve"> meeting all inclusion criteria; 93 were excluded at full-text stage. Primary reasons for full-text exclusion were: parental education/SES not independently estimable (E2, </w:t>
+      </w:r>
+      <w:r>
+        <w:rPr>
+          <w:rFonts w:ascii="Times New Roman" w:hAnsi="Times New Roman"/>
+          <w:b w:val="0"/>
+          <w:i/>
+          <w:sz w:val="24"/>
+        </w:rPr>
+        <w:t>k</w:t>
+      </w:r>
+      <w:r>
+        <w:rPr>
+          <w:rFonts w:ascii="Times New Roman" w:hAnsi="Times New Roman"/>
+          <w:b w:val="0"/>
+          <w:i w:val="0"/>
+          <w:sz w:val="24"/>
+        </w:rPr>
+        <w:t xml:space="preserve"> = 87); duplicate records of an included study or preprint superseded by a published version (E7, </w:t>
+      </w:r>
+      <w:r>
+        <w:rPr>
+          <w:rFonts w:ascii="Times New Roman" w:hAnsi="Times New Roman"/>
+          <w:b w:val="0"/>
+          <w:i/>
+          <w:sz w:val="24"/>
+        </w:rPr>
+        <w:t>k</w:t>
+      </w:r>
+      <w:r>
+        <w:rPr>
+          <w:rFonts w:ascii="Times New Roman" w:hAnsi="Times New Roman"/>
+          <w:b w:val="0"/>
+          <w:i w:val="0"/>
+          <w:sz w:val="24"/>
+        </w:rPr>
+        <w:t xml:space="preserve"> = 4); non-empirical publication type (E4, </w:t>
+      </w:r>
+      <w:r>
+        <w:rPr>
+          <w:rFonts w:ascii="Times New Roman" w:hAnsi="Times New Roman"/>
+          <w:b w:val="0"/>
+          <w:i/>
+          <w:sz w:val="24"/>
+        </w:rPr>
+        <w:t>k</w:t>
+      </w:r>
+      <w:r>
+        <w:rPr>
+          <w:rFonts w:ascii="Times New Roman" w:hAnsi="Times New Roman"/>
+          <w:b w:val="0"/>
+          <w:i w:val="0"/>
+          <w:sz w:val="24"/>
+        </w:rPr>
+        <w:t xml:space="preserve"> = 1); and full text inaccessible (E6, </w:t>
+      </w:r>
+      <w:r>
+        <w:rPr>
+          <w:rFonts w:ascii="Times New Roman" w:hAnsi="Times New Roman"/>
+          <w:b w:val="0"/>
+          <w:i/>
+          <w:sz w:val="24"/>
+        </w:rPr>
+        <w:t>k</w:t>
+      </w:r>
+      <w:r>
+        <w:rPr>
+          <w:rFonts w:ascii="Times New Roman" w:hAnsi="Times New Roman"/>
+          <w:b w:val="0"/>
+          <w:i w:val="0"/>
+          <w:sz w:val="24"/>
+        </w:rPr>
+        <w:t xml:space="preserve"> = 1). A PRISMA 2020 flow diagram is presented in Figure 1.</w:t>
+      </w:r>
+    </w:p>
+    <w:p>
+      <w:pPr>
         <w:pStyle w:val="Heading2"/>
         <w:spacing w:before="200" w:after="40" w:line="360" w:lineRule="auto"/>
       </w:pPr>
@@ -495,7 +983,7 @@
           <w:b/>
           <w:sz w:val="26"/>
         </w:rPr>
-        <w:t>2.1 Protocol and registration</w:t>
+        <w:t>2.5 Data extraction</w:t>
       </w:r>
     </w:p>
     <w:p>
@@ -510,7 +998,7 @@
           <w:i w:val="0"/>
           <w:sz w:val="24"/>
         </w:rPr>
-        <w:t>This systematic review was conducted in accordance with the Preferred Reporting Items for Systematic Reviews and Meta-Analyses (PRISMA) 2020 guidelines (Page et al., 2021). The review was not pre-registered in PROSPERO; a decision was made to proceed without registration given the descriptive, narrative synthesis design and absence of a protocol suitable for prospective registration at the time data collection commenced.</w:t>
+        <w:t>Data were extracted by two independent reviewers using a pre-specified extraction form comprising approximately 32 fields organized into five domains: (1) basic study characteristics (authors, year, country, design, sample size, age); (2) SES/education measurement (measure type, reporter, coding, composite vs. independent operationalization); (3) neural measurement (modality, paradigm, brain regions/electrodes, specific metrics); (4) outcome data (effect direction, effect size where reported, statistical values, controlled covariates); and (5) narrative notes (boundary cases, measurement caveats). Initial agreement between extractors exceeded 85%; disagreements were resolved by consensus. For studies reporting multiple neural outcomes, data for each distinct neural measure were extracted separately.</w:t>
       </w:r>
     </w:p>
     <w:p>
@@ -524,7 +1012,7 @@
           <w:b/>
           <w:sz w:val="26"/>
         </w:rPr>
-        <w:t>2.2 Eligibility criteria</w:t>
+        <w:t>2.6 Quality assessment</w:t>
       </w:r>
     </w:p>
     <w:p>
@@ -539,620 +1027,36 @@
           <w:i w:val="0"/>
           <w:sz w:val="24"/>
         </w:rPr>
-        <w:t>Studies were eligible if they met all of the following criteria:</w:t>
+        <w:t>Study quality was assessed using the Newcastle–Ottawa Scale (NOS) for observational studies (Wells et al., 2000). The NOS evaluates three domains: selection of study groups (0–4 stars), comparability of groups (0–2 stars), and assessment of outcomes/exposures (0–3 stars), yielding a maximum score of 9. Two reviewers independently rated all 16 studies; disagreements were resolved by consensus. Studies scoring ≥7 were classified as high quality, 5–6 as moderate quality, and ≤4 as low quality.</w:t>
       </w:r>
     </w:p>
     <w:p>
       <w:pPr>
+        <w:pStyle w:val="Heading2"/>
+        <w:spacing w:before="200" w:after="40" w:line="360" w:lineRule="auto"/>
+      </w:pPr>
+      <w:r>
+        <w:rPr>
+          <w:rFonts w:ascii="Times New Roman" w:hAnsi="Times New Roman"/>
+          <w:b/>
+          <w:sz w:val="26"/>
+        </w:rPr>
+        <w:t>2.7 Data synthesis</w:t>
+      </w:r>
+    </w:p>
+    <w:p>
+      <w:pPr>
         <w:jc w:val="left"/>
         <w:spacing w:before="0" w:after="120" w:line="480" w:lineRule="auto"/>
       </w:pPr>
       <w:r>
         <w:rPr>
           <w:rFonts w:ascii="Times New Roman" w:hAnsi="Times New Roman"/>
-          <w:b/>
-          <w:i w:val="0"/>
-          <w:sz w:val="24"/>
-        </w:rPr>
-        <w:t>Population (P):</w:t>
-      </w:r>
-      <w:r>
-        <w:rPr>
-          <w:rFonts w:ascii="Times New Roman" w:hAnsi="Times New Roman"/>
-          <w:b w:val="0"/>
-          <w:i w:val="0"/>
-          <w:sz w:val="24"/>
-        </w:rPr>
-        <w:t xml:space="preserve"> Children aged 0–8 years at the time of neural measurement (studies with mixed age ranges were included if the primary analysis focused on this age window or if child-specific subgroup data were available).</w:t>
-      </w:r>
-    </w:p>
-    <w:p>
-      <w:pPr>
-        <w:jc w:val="left"/>
-        <w:spacing w:before="0" w:after="120" w:line="480" w:lineRule="auto"/>
-      </w:pPr>
-      <w:r>
-        <w:rPr>
-          <w:rFonts w:ascii="Times New Roman" w:hAnsi="Times New Roman"/>
-          <w:b/>
-          <w:i w:val="0"/>
-          <w:sz w:val="24"/>
-        </w:rPr>
-        <w:t>Exposure/Indicator (I/E):</w:t>
-      </w:r>
-      <w:r>
-        <w:rPr>
-          <w:rFonts w:ascii="Times New Roman" w:hAnsi="Times New Roman"/>
-          <w:b w:val="0"/>
-          <w:i w:val="0"/>
-          <w:sz w:val="24"/>
-        </w:rPr>
-        <w:t xml:space="preserve"> Parental education level operationalized as an independently estimable variable—either as the sole SES indicator, or as a component of a composite SES measure with a separately reported regression coefficient (β or </w:t>
-      </w:r>
-      <w:r>
-        <w:rPr>
-          <w:rFonts w:ascii="Times New Roman" w:hAnsi="Times New Roman"/>
-          <w:b w:val="0"/>
-          <w:i/>
-          <w:sz w:val="24"/>
-        </w:rPr>
-        <w:t>b</w:t>
-      </w:r>
-      <w:r>
-        <w:rPr>
-          <w:rFonts w:ascii="Times New Roman" w:hAnsi="Times New Roman"/>
-          <w:b w:val="0"/>
-          <w:i w:val="0"/>
-          <w:sz w:val="24"/>
-        </w:rPr>
-        <w:t>) and associated significance level. Studies in which education was subsumed into a composite factor without a separable coefficient, or served only as a covariate without a reported independent association, were excluded.</w:t>
-      </w:r>
-    </w:p>
-    <w:p>
-      <w:pPr>
-        <w:jc w:val="left"/>
-        <w:spacing w:before="0" w:after="120" w:line="480" w:lineRule="auto"/>
-      </w:pPr>
-      <w:r>
-        <w:rPr>
-          <w:rFonts w:ascii="Times New Roman" w:hAnsi="Times New Roman"/>
-          <w:b/>
-          <w:i w:val="0"/>
-          <w:sz w:val="24"/>
-        </w:rPr>
-        <w:t>Outcome (O):</w:t>
-      </w:r>
-      <w:r>
-        <w:rPr>
-          <w:rFonts w:ascii="Times New Roman" w:hAnsi="Times New Roman"/>
-          <w:b w:val="0"/>
-          <w:i w:val="0"/>
-          <w:sz w:val="24"/>
-        </w:rPr>
-        <w:t xml:space="preserve"> At least one direct neural measure, including but not limited to: resting-state EEG power or connectivity; event-related potentials (ERPs); functional near-infrared spectroscopy (fNIRS) activation; functional MRI (fMRI) activation or connectivity; diffusion tensor imaging (DTI) metrics (fractional anisotropy, mean diffusivity); or structural MRI measures (cortical surface area, cortical thickness, gray matter volume). Electroencephalographic studies measuring only cognitive or behavioral outcomes (e.g., verbal IQ) without a direct neural index were excluded unless neuroimaging was also included.</w:t>
-      </w:r>
-    </w:p>
-    <w:p>
-      <w:pPr>
-        <w:jc w:val="left"/>
-        <w:spacing w:before="0" w:after="120" w:line="480" w:lineRule="auto"/>
-      </w:pPr>
-      <w:r>
-        <w:rPr>
-          <w:rFonts w:ascii="Times New Roman" w:hAnsi="Times New Roman"/>
-          <w:b/>
-          <w:i w:val="0"/>
-          <w:sz w:val="24"/>
-        </w:rPr>
-        <w:t>Study design (S):</w:t>
-      </w:r>
-      <w:r>
-        <w:rPr>
-          <w:rFonts w:ascii="Times New Roman" w:hAnsi="Times New Roman"/>
-          <w:b w:val="0"/>
-          <w:i w:val="0"/>
-          <w:sz w:val="24"/>
-        </w:rPr>
-        <w:t xml:space="preserve"> Cross-sectional observational studies, longitudinal observational studies, and randomized controlled trials (provided neural outcomes were analyzed as a function of parental education, not experimental assignment). Systematic reviews, meta-analyses, narrative reviews, editorials, letters, and conference abstracts were excluded.</w:t>
-      </w:r>
-    </w:p>
-    <w:p>
-      <w:pPr>
-        <w:jc w:val="left"/>
-        <w:spacing w:before="0" w:after="120" w:line="480" w:lineRule="auto"/>
-      </w:pPr>
-      <w:r>
-        <w:rPr>
-          <w:rFonts w:ascii="Times New Roman" w:hAnsi="Times New Roman"/>
-          <w:b/>
-          <w:i w:val="0"/>
-          <w:sz w:val="24"/>
-        </w:rPr>
-        <w:t>Language:</w:t>
-      </w:r>
-      <w:r>
-        <w:rPr>
-          <w:rFonts w:ascii="Times New Roman" w:hAnsi="Times New Roman"/>
-          <w:b w:val="0"/>
-          <w:i w:val="0"/>
-          <w:sz w:val="24"/>
-        </w:rPr>
-        <w:t xml:space="preserve"> English only.</w:t>
-      </w:r>
-    </w:p>
-    <w:p>
-      <w:pPr>
-        <w:pStyle w:val="Heading2"/>
-        <w:spacing w:before="200" w:after="40" w:line="360" w:lineRule="auto"/>
-      </w:pPr>
-      <w:r>
-        <w:rPr>
-          <w:rFonts w:ascii="Times New Roman" w:hAnsi="Times New Roman"/>
-          <w:b/>
-          <w:sz w:val="26"/>
-        </w:rPr>
-        <w:t>2.3 Search strategy</w:t>
-      </w:r>
-    </w:p>
-    <w:p>
-      <w:pPr>
-        <w:jc w:val="left"/>
-        <w:spacing w:before="0" w:after="120" w:line="480" w:lineRule="auto"/>
-      </w:pPr>
-      <w:r>
-        <w:rPr>
-          <w:rFonts w:ascii="Times New Roman" w:hAnsi="Times New Roman"/>
-          <w:b w:val="0"/>
-          <w:i w:val="0"/>
-          <w:sz w:val="24"/>
-        </w:rPr>
-        <w:t>We conducted systematic searches in four electronic databases: PubMed/MEDLINE, PsycINFO (via EBSCOhost), Web of Science Core Collection, and Scopus. Searches were conducted in April 2026. No publication date restriction was applied. The Cochrane Library was not searched because this review focuses on observational studies, which are not systematically indexed in Cochrane.</w:t>
-      </w:r>
-    </w:p>
-    <w:p>
-      <w:pPr>
-        <w:jc w:val="left"/>
-        <w:spacing w:before="0" w:after="120" w:line="480" w:lineRule="auto"/>
-      </w:pPr>
-      <w:r>
-        <w:rPr>
-          <w:rFonts w:ascii="Times New Roman" w:hAnsi="Times New Roman"/>
-          <w:b w:val="0"/>
-          <w:i w:val="0"/>
-          <w:sz w:val="24"/>
-        </w:rPr>
-        <w:t>The search strategy combined three concept blocks: (1) parental education or socioeconomic status, (2) young children aged 0–8 years, and (3) neural or neuroimaging measures. The PubMed search string integrated title/abstract [tiab] fields with MeSH terms, and was iteratively refined against a set of eight benchmark studies with known eligibility status prior to finalisation. The core PubMed search string was:</w:t>
-      </w:r>
-    </w:p>
-    <w:p>
-      <w:pPr>
-        <w:ind w:left="720" w:right="720"/>
-        <w:spacing w:before="60" w:after="60" w:line="276" w:lineRule="auto"/>
-      </w:pPr>
-      <w:r>
-        <w:rPr>
-          <w:rFonts w:ascii="Times New Roman" w:hAnsi="Times New Roman"/>
-          <w:b w:val="0"/>
-          <w:i/>
-          <w:sz w:val="24"/>
-        </w:rPr>
-        <w:t>("parental education"[tiab] OR "maternal education"[tiab] OR "paternal education"[tiab] OR "educational attainment"[tiab] OR "socioeconomic status"[tiab] OR "socioeconomic background"[tiab] OR "family income"[tiab] OR "household income"[tiab] OR "child poverty"[tiab] OR "social disadvantage"[tiab]) AND ("infant</w:t>
-      </w:r>
-      <w:r>
-        <w:rPr>
-          <w:rFonts w:ascii="Times New Roman" w:hAnsi="Times New Roman"/>
-          <w:b w:val="0"/>
-          <w:i/>
-          <w:sz w:val="24"/>
-        </w:rPr>
-        <w:t>"[tiab] OR "newborn</w:t>
-      </w:r>
-      <w:r>
-        <w:rPr>
-          <w:rFonts w:ascii="Times New Roman" w:hAnsi="Times New Roman"/>
-          <w:b w:val="0"/>
-          <w:i/>
-          <w:sz w:val="24"/>
-        </w:rPr>
-        <w:t>"[tiab] OR "neonatal"[tiab] OR "toddler</w:t>
-      </w:r>
-      <w:r>
-        <w:rPr>
-          <w:rFonts w:ascii="Times New Roman" w:hAnsi="Times New Roman"/>
-          <w:b w:val="0"/>
-          <w:i/>
-          <w:sz w:val="24"/>
-        </w:rPr>
-        <w:t>"[tiab] OR "preschool</w:t>
-      </w:r>
-      <w:r>
-        <w:rPr>
-          <w:rFonts w:ascii="Times New Roman" w:hAnsi="Times New Roman"/>
-          <w:b w:val="0"/>
-          <w:i/>
-          <w:sz w:val="24"/>
-        </w:rPr>
-        <w:t>"[tiab] OR "pre-school</w:t>
-      </w:r>
-      <w:r>
-        <w:rPr>
-          <w:rFonts w:ascii="Times New Roman" w:hAnsi="Times New Roman"/>
-          <w:b w:val="0"/>
-          <w:i/>
-          <w:sz w:val="24"/>
-        </w:rPr>
-        <w:t>"[tiab] OR "young children"[tiab] OR "early childhood"[tiab] OR "kindergarten"[tiab] OR Child[MeSH] OR "Child, Preschool"[MeSH] OR Infant[MeSH]) AND ("EEG"[tiab] OR "electroencephalograph</w:t>
-      </w:r>
-      <w:r>
-        <w:rPr>
-          <w:rFonts w:ascii="Times New Roman" w:hAnsi="Times New Roman"/>
-          <w:b w:val="0"/>
-          <w:i/>
-          <w:sz w:val="24"/>
-        </w:rPr>
-        <w:t>"[tiab] OR "electrophysiolog</w:t>
-      </w:r>
-      <w:r>
-        <w:rPr>
-          <w:rFonts w:ascii="Times New Roman" w:hAnsi="Times New Roman"/>
-          <w:b w:val="0"/>
-          <w:i/>
-          <w:sz w:val="24"/>
-        </w:rPr>
-        <w:t>"[tiab] OR "event-related potential</w:t>
-      </w:r>
-      <w:r>
-        <w:rPr>
-          <w:rFonts w:ascii="Times New Roman" w:hAnsi="Times New Roman"/>
-          <w:b w:val="0"/>
-          <w:i/>
-          <w:sz w:val="24"/>
-        </w:rPr>
-        <w:t>"[tiab] OR "ERP"[tiab] OR "MMN"[tiab] OR "N400"[tiab] OR "P300"[tiab] OR "alpha power"[tiab] OR "theta power"[tiab] OR "resting-state"[tiab] OR "fNIRS"[tiab] OR "fMRI"[tiab] OR "functional MRI"[tiab] OR "functional magnetic resonance"[tiab] OR "DTI"[tiab] OR "diffusion tensor"[tiab] OR "structural MRI"[tiab] OR "cortical thickness"[tiab] OR "gray matter"[tiab] OR "white matter"[tiab] OR "VBM"[tiab] OR "brain function"[tiab] OR "brain activity"[tiab] OR "brain development"[tiab] OR "neural"[tiab] OR "neuroimaging"[tiab])</w:t>
-      </w:r>
-    </w:p>
-    <w:p>
-      <w:pPr>
-        <w:jc w:val="left"/>
-        <w:spacing w:before="0" w:after="120" w:line="480" w:lineRule="auto"/>
-      </w:pPr>
-      <w:r>
-        <w:rPr>
-          <w:rFonts w:ascii="Times New Roman" w:hAnsi="Times New Roman"/>
-          <w:b w:val="0"/>
-          <w:i w:val="0"/>
-          <w:sz w:val="24"/>
-        </w:rPr>
-        <w:t>Search strings for PsycINFO, Web of Science, and Scopus were adapted to each database's controlled vocabulary and field codes. Full database-specific search strings for these three databases are available from the corresponding author upon reasonable request.</w:t>
-      </w:r>
-    </w:p>
-    <w:p>
-      <w:pPr>
-        <w:pStyle w:val="Heading2"/>
-        <w:spacing w:before="200" w:after="40" w:line="360" w:lineRule="auto"/>
-      </w:pPr>
-      <w:r>
-        <w:rPr>
-          <w:rFonts w:ascii="Times New Roman" w:hAnsi="Times New Roman"/>
-          <w:b/>
-          <w:sz w:val="26"/>
-        </w:rPr>
-        <w:t>2.4 Study selection</w:t>
-      </w:r>
-    </w:p>
-    <w:p>
-      <w:pPr>
-        <w:jc w:val="left"/>
-        <w:spacing w:before="0" w:after="120" w:line="480" w:lineRule="auto"/>
-      </w:pPr>
-      <w:r>
-        <w:rPr>
-          <w:rFonts w:ascii="Times New Roman" w:hAnsi="Times New Roman"/>
-          <w:b w:val="0"/>
-          <w:i w:val="0"/>
-          <w:sz w:val="24"/>
-        </w:rPr>
-        <w:t>Search results from all four databases were combined and deduplicated. Deduplication prioritised exact DOI matching; records without a DOI were matched on title and publication year (first 120 characters of title). This process yielded a deduplicated pool of 1,827 records from 3,097 initial hits (PubMed = 521, PsycINFO = 296, Web of Science = 1,011, Scopus = 1,269).</w:t>
-      </w:r>
-    </w:p>
-    <w:p>
-      <w:pPr>
-        <w:jc w:val="left"/>
-        <w:spacing w:before="0" w:after="120" w:line="480" w:lineRule="auto"/>
-      </w:pPr>
-      <w:r>
-        <w:rPr>
-          <w:rFonts w:ascii="Times New Roman" w:hAnsi="Times New Roman"/>
-          <w:b w:val="0"/>
-          <w:i w:val="0"/>
-          <w:sz w:val="24"/>
-        </w:rPr>
-        <w:t>Title and abstract screening proceeded in two stages:</w:t>
-      </w:r>
-    </w:p>
-    <w:p>
-      <w:pPr>
-        <w:jc w:val="left"/>
-        <w:spacing w:before="0" w:after="120" w:line="480" w:lineRule="auto"/>
-      </w:pPr>
-      <w:r>
-        <w:rPr>
-          <w:rFonts w:ascii="Times New Roman" w:hAnsi="Times New Roman"/>
-          <w:b/>
-          <w:i w:val="0"/>
-          <w:sz w:val="24"/>
-        </w:rPr>
-        <w:t>Stage 1 (Automated pre-screening):</w:t>
-      </w:r>
-      <w:r>
-        <w:rPr>
-          <w:rFonts w:ascii="Times New Roman" w:hAnsi="Times New Roman"/>
-          <w:b w:val="0"/>
-          <w:i w:val="0"/>
-          <w:sz w:val="24"/>
-        </w:rPr>
-        <w:t xml:space="preserve"> A keyword-based algorithm retained records containing terms from all three concept blocks—parental education/SES, child age (0–8 years), and a neural measurement indicator. Records were excluded if they lacked a term from any single block. Neural indicators were applied in two tiers: records containing modality-specific terms (e.g., EEG, fMRI, cortical thickness) were automatically retained; records matching only broad neuroscientific terms (e.g., </w:t>
-      </w:r>
-      <w:r>
-        <w:rPr>
-          <w:rFonts w:ascii="Times New Roman" w:hAnsi="Times New Roman"/>
-          <w:b w:val="0"/>
-          <w:i/>
-          <w:sz w:val="24"/>
-        </w:rPr>
-        <w:t>brain development</w:t>
-      </w:r>
-      <w:r>
-        <w:rPr>
-          <w:rFonts w:ascii="Times New Roman" w:hAnsi="Times New Roman"/>
-          <w:b w:val="0"/>
-          <w:i w:val="0"/>
-          <w:sz w:val="24"/>
-        </w:rPr>
-        <w:t xml:space="preserve">, </w:t>
-      </w:r>
-      <w:r>
-        <w:rPr>
-          <w:rFonts w:ascii="Times New Roman" w:hAnsi="Times New Roman"/>
-          <w:b w:val="0"/>
-          <w:i/>
-          <w:sz w:val="24"/>
-        </w:rPr>
-        <w:t>brain function</w:t>
-      </w:r>
-      <w:r>
-        <w:rPr>
-          <w:rFonts w:ascii="Times New Roman" w:hAnsi="Times New Roman"/>
-          <w:b w:val="0"/>
-          <w:i w:val="0"/>
-          <w:sz w:val="24"/>
-        </w:rPr>
-        <w:t>) without a modality-specific term were excluded at this stage, as these terms alone could not confirm the presence of a neural measurement. Stage 1 excluded 1,314 records, retaining 513 for Stage 2.</w:t>
-      </w:r>
-    </w:p>
-    <w:p>
-      <w:pPr>
-        <w:jc w:val="left"/>
-        <w:spacing w:before="0" w:after="120" w:line="480" w:lineRule="auto"/>
-      </w:pPr>
-      <w:r>
-        <w:rPr>
-          <w:rFonts w:ascii="Times New Roman" w:hAnsi="Times New Roman"/>
-          <w:b/>
-          <w:i w:val="0"/>
-          <w:sz w:val="24"/>
-        </w:rPr>
-        <w:t>Stage 2 (Title/abstract review):</w:t>
-      </w:r>
-      <w:r>
-        <w:rPr>
-          <w:rFonts w:ascii="Times New Roman" w:hAnsi="Times New Roman"/>
-          <w:b w:val="0"/>
-          <w:i w:val="0"/>
-          <w:sz w:val="24"/>
-        </w:rPr>
-        <w:t xml:space="preserve"> Two reviewers independently screened all 513 records against the full PICOS eligibility criteria. Initial agreement between reviewers exceeded 88%; disagreements were resolved by discussion and consensus. Stage 2 excluded 380 records, retaining 133 for full-text retrieval.</w:t>
-      </w:r>
-    </w:p>
-    <w:p>
-      <w:pPr>
-        <w:jc w:val="left"/>
-        <w:spacing w:before="0" w:after="120" w:line="480" w:lineRule="auto"/>
-      </w:pPr>
-      <w:r>
-        <w:rPr>
-          <w:rFonts w:ascii="Times New Roman" w:hAnsi="Times New Roman"/>
-          <w:b/>
-          <w:i w:val="0"/>
-          <w:sz w:val="24"/>
-        </w:rPr>
-        <w:t>Stage 3 (Full-text eligibility):</w:t>
-      </w:r>
-      <w:r>
-        <w:rPr>
-          <w:rFonts w:ascii="Times New Roman" w:hAnsi="Times New Roman"/>
-          <w:b w:val="0"/>
-          <w:i w:val="0"/>
-          <w:sz w:val="24"/>
-        </w:rPr>
-        <w:t xml:space="preserve"> Full-text PDFs were obtained for 109 of the 133 records (82%); 24 records were excluded prior to full-text review on the basis of abstract information (22 records), confirmed retraction (1 record), or inability to locate the full text after reasonable effort (1 record). Two reviewers independently assessed all 109 full texts against the eligibility criteria. Full-text review included systematic verification that parental education or SES had an independently estimable effect (i.e., reported as a separate regression coefficient, primary exposure variable, or with a statistically significant independent association with a neural outcome); studies in which education was subsumed within a composite SES factor without a separable coefficient, or served only as a covariate without a reported independent effect, were excluded (E2). Disagreements were resolved by consensus discussion. This process yielded </w:t>
-      </w:r>
-      <w:r>
-        <w:rPr>
-          <w:rFonts w:ascii="Times New Roman" w:hAnsi="Times New Roman"/>
-          <w:b/>
-          <w:i w:val="0"/>
-          <w:sz w:val="24"/>
-        </w:rPr>
-        <w:t>16 studies</w:t>
-      </w:r>
-      <w:r>
-        <w:rPr>
-          <w:rFonts w:ascii="Times New Roman" w:hAnsi="Times New Roman"/>
-          <w:b w:val="0"/>
-          <w:i w:val="0"/>
-          <w:sz w:val="24"/>
-        </w:rPr>
-        <w:t xml:space="preserve"> meeting all inclusion criteria; 93 were excluded at full-text stage. Primary reasons for full-text exclusion were: parental education/SES not independently estimable (E2, </w:t>
-      </w:r>
-      <w:r>
-        <w:rPr>
-          <w:rFonts w:ascii="Times New Roman" w:hAnsi="Times New Roman"/>
-          <w:b w:val="0"/>
-          <w:i/>
-          <w:sz w:val="24"/>
-        </w:rPr>
-        <w:t>k</w:t>
-      </w:r>
-      <w:r>
-        <w:rPr>
-          <w:rFonts w:ascii="Times New Roman" w:hAnsi="Times New Roman"/>
-          <w:b w:val="0"/>
-          <w:i w:val="0"/>
-          <w:sz w:val="24"/>
-        </w:rPr>
-        <w:t xml:space="preserve"> = 87); duplicate records of an included study or preprint superseded by a published version (E7, </w:t>
-      </w:r>
-      <w:r>
-        <w:rPr>
-          <w:rFonts w:ascii="Times New Roman" w:hAnsi="Times New Roman"/>
-          <w:b w:val="0"/>
-          <w:i/>
-          <w:sz w:val="24"/>
-        </w:rPr>
-        <w:t>k</w:t>
-      </w:r>
-      <w:r>
-        <w:rPr>
-          <w:rFonts w:ascii="Times New Roman" w:hAnsi="Times New Roman"/>
-          <w:b w:val="0"/>
-          <w:i w:val="0"/>
-          <w:sz w:val="24"/>
-        </w:rPr>
-        <w:t xml:space="preserve"> = 4); non-empirical publication type (E4, </w:t>
-      </w:r>
-      <w:r>
-        <w:rPr>
-          <w:rFonts w:ascii="Times New Roman" w:hAnsi="Times New Roman"/>
-          <w:b w:val="0"/>
-          <w:i/>
-          <w:sz w:val="24"/>
-        </w:rPr>
-        <w:t>k</w:t>
-      </w:r>
-      <w:r>
-        <w:rPr>
-          <w:rFonts w:ascii="Times New Roman" w:hAnsi="Times New Roman"/>
-          <w:b w:val="0"/>
-          <w:i w:val="0"/>
-          <w:sz w:val="24"/>
-        </w:rPr>
-        <w:t xml:space="preserve"> = 1); and full text inaccessible (E6, </w:t>
-      </w:r>
-      <w:r>
-        <w:rPr>
-          <w:rFonts w:ascii="Times New Roman" w:hAnsi="Times New Roman"/>
-          <w:b w:val="0"/>
-          <w:i/>
-          <w:sz w:val="24"/>
-        </w:rPr>
-        <w:t>k</w:t>
-      </w:r>
-      <w:r>
-        <w:rPr>
-          <w:rFonts w:ascii="Times New Roman" w:hAnsi="Times New Roman"/>
-          <w:b w:val="0"/>
-          <w:i w:val="0"/>
-          <w:sz w:val="24"/>
-        </w:rPr>
-        <w:t xml:space="preserve"> = 1). A PRISMA 2020 flow diagram is presented in Figure 1.</w:t>
-      </w:r>
-    </w:p>
-    <w:p>
-      <w:pPr>
-        <w:pStyle w:val="Heading2"/>
-        <w:spacing w:before="200" w:after="40" w:line="360" w:lineRule="auto"/>
-      </w:pPr>
-      <w:r>
-        <w:rPr>
-          <w:rFonts w:ascii="Times New Roman" w:hAnsi="Times New Roman"/>
-          <w:b/>
-          <w:sz w:val="26"/>
-        </w:rPr>
-        <w:t>2.5 Data extraction</w:t>
-      </w:r>
-    </w:p>
-    <w:p>
-      <w:pPr>
-        <w:jc w:val="left"/>
-        <w:spacing w:before="0" w:after="120" w:line="480" w:lineRule="auto"/>
-      </w:pPr>
-      <w:r>
-        <w:rPr>
-          <w:rFonts w:ascii="Times New Roman" w:hAnsi="Times New Roman"/>
-          <w:b w:val="0"/>
-          <w:i w:val="0"/>
-          <w:sz w:val="24"/>
-        </w:rPr>
-        <w:t>Data were extracted by two independent reviewers using a pre-specified extraction form comprising approximately 32 fields organized into five domains: (1) basic study characteristics (authors, year, country, design, sample size, age); (2) SES/education measurement (measure type, reporter, coding, composite vs. independent operationalization); (3) neural measurement (modality, paradigm, brain regions/electrodes, specific metrics); (4) outcome data (effect direction, effect size where reported, statistical values, controlled covariates); and (5) narrative notes (boundary cases, measurement caveats). Initial agreement between extractors exceeded 85%; disagreements were resolved by consensus. For studies reporting multiple neural outcomes, data for each distinct neural measure were extracted separately.</w:t>
-      </w:r>
-    </w:p>
-    <w:p>
-      <w:pPr>
-        <w:pStyle w:val="Heading2"/>
-        <w:spacing w:before="200" w:after="40" w:line="360" w:lineRule="auto"/>
-      </w:pPr>
-      <w:r>
-        <w:rPr>
-          <w:rFonts w:ascii="Times New Roman" w:hAnsi="Times New Roman"/>
-          <w:b/>
-          <w:sz w:val="26"/>
-        </w:rPr>
-        <w:t>2.6 Quality assessment</w:t>
-      </w:r>
-    </w:p>
-    <w:p>
-      <w:pPr>
-        <w:jc w:val="left"/>
-        <w:spacing w:before="0" w:after="120" w:line="480" w:lineRule="auto"/>
-      </w:pPr>
-      <w:r>
-        <w:rPr>
-          <w:rFonts w:ascii="Times New Roman" w:hAnsi="Times New Roman"/>
-          <w:b w:val="0"/>
-          <w:i w:val="0"/>
-          <w:sz w:val="24"/>
-        </w:rPr>
-        <w:t>Study quality was assessed using the Newcastle–Ottawa Scale (NOS) for observational studies (Wells et al., 2000). The NOS evaluates three domains: selection of study groups (0–4 stars), comparability of groups (0–2 stars), and assessment of outcomes/exposures (0–3 stars), yielding a maximum score of 9. Two reviewers independently rated all 16 studies; disagreements were resolved by consensus. Studies scoring ≥7 were classified as high quality, 5–6 as moderate quality, and ≤4 as low quality.</w:t>
-      </w:r>
-    </w:p>
-    <w:p>
-      <w:pPr>
-        <w:pStyle w:val="Heading2"/>
-        <w:spacing w:before="200" w:after="40" w:line="360" w:lineRule="auto"/>
-      </w:pPr>
-      <w:r>
-        <w:rPr>
-          <w:rFonts w:ascii="Times New Roman" w:hAnsi="Times New Roman"/>
-          <w:b/>
-          <w:sz w:val="26"/>
-        </w:rPr>
-        <w:t>2.7 Data synthesis</w:t>
-      </w:r>
-    </w:p>
-    <w:p>
-      <w:pPr>
-        <w:jc w:val="left"/>
-        <w:spacing w:before="0" w:after="120" w:line="480" w:lineRule="auto"/>
-      </w:pPr>
-      <w:r>
-        <w:rPr>
-          <w:rFonts w:ascii="Times New Roman" w:hAnsi="Times New Roman"/>
-          <w:b w:val="0"/>
-          <w:i w:val="0"/>
-          <w:sz w:val="24"/>
-        </w:rPr>
-        <w:t>Owing to substantial methodological heterogeneity across studies—spanning five neural modalities, diverse paradigms, and outcome measures that are incommensurable across modalities—quantitative pooling was not performed. A narrative synthesis approach was used instead, following the Synthesis Without Meta-analysis (SWiM) guidance (Campbell et al., 2020). Studies are organized primarily by neural modality and secondarily by age at measurement. Within each modality section, we describe: (a) the specific neural measure, (b) the operationalization and independent effect of parental education, (c) key statistical findings, and (d) relevant covariates controlled.</w:t>
+          <w:b w:val="0"/>
+          <w:i w:val="0"/>
+          <w:sz w:val="24"/>
+        </w:rPr>
+        <w:t>Owing to substantial methodological heterogeneity across studies—spanning five neural modalities, diverse paradigms, and outcome measures that are incommensurable across modalities—quantitative pooling was not performed. A narrative synthesis approach was used instead, following the Synthesis Without Meta-analysis (SWiM) guidance (Campbell et al., 2020). Studies are organized primarily by neural modality and secondarily by age at measurement. Within each modality section, we describe: (a) the specific neural measure, (b) the operationalization and independent association of parental education, (c) key statistical findings, and (d) relevant covariates controlled. We note that the directional vote-count reported (15 of 16 studies positive) treats each study as a single data point regardless of sample size; larger studies with more precise estimates are not formally down-weighted here, which is a recognized limitation of narrative synthesis that readers should consider when interpreting the apparent consistency of evidence.</w:t>
       </w:r>
     </w:p>
     <w:p>
@@ -5125,7 +5029,7 @@
           <w:i w:val="0"/>
           <w:sz w:val="24"/>
         </w:rPr>
-        <w:t xml:space="preserve"> = 35), and the education effect is better interpreted as a within-country association than a between-country contrast given the large confound of cultural context in the cross-cultural comparison.</w:t>
+        <w:t xml:space="preserve"> = 35), and the education effect is better interpreted as a within-country association than a between-country contrast given the large confound of cultural context in the cross-cultural comparison. Given that only a single fNIRS study met inclusion criteria, these findings should be considered preliminary and require independent replication before strong conclusions can be drawn.</w:t>
       </w:r>
     </w:p>
     <w:p>
@@ -5551,7 +5455,7 @@
           <w:i w:val="0"/>
           <w:sz w:val="24"/>
         </w:rPr>
-        <w:t xml:space="preserve"> = 42) and the older age range (some children exceeding the 0–8 year target window) limit the generalizability of this finding to the core developmental period under review.</w:t>
+        <w:t xml:space="preserve"> = 42) and the older age range (some children exceeding the 0–8 year target window) limit the generalizability of this finding to the core developmental period under review. Given that only two fMRI studies met inclusion criteria, and that these two studies examined structurally distinct neural phenomena (resting-state neonatal connectivity vs. task-evoked language activation in school-age children), findings from this modality should be treated as preliminary signals rather than established evidence.</w:t>
       </w:r>
     </w:p>
     <w:p>
@@ -5775,7 +5679,7 @@
           <w:i w:val="0"/>
           <w:sz w:val="24"/>
         </w:rPr>
-        <w:t>Across the three DTI studies, the most consistently implicated tract was the arcuate fasciculus, suggesting that parental education effects on white matter are particularly concentrated in language-relevant circuitry. This is consistent with the hypothesis that the primary vehicle of educational advantage is linguistic—specifically, the quantity and quality of language directed at the child from birth.</w:t>
+        <w:t>Across the three DTI studies, the arcuate fasciculus was implicated in two of three studies (Turesky et al., 2022; Ozernov-Palchik et al., 2019), suggesting that parental education associations with white matter are particularly concentrated in language-relevant circuitry. This is consistent with the hypothesis that the primary vehicle of educational advantage is linguistic—specifically, the quantity and quality of language directed at the child from birth.</w:t>
       </w:r>
     </w:p>
     <w:p>
@@ -5833,7 +5737,7 @@
           <w:i w:val="0"/>
           <w:sz w:val="24"/>
         </w:rPr>
-        <w:t>The cognitive stimulation hypothesis proposes that more educated parents provide richer language input, engage in more frequent and cognitively demanding parent–child interactions, and maintain more literacy-oriented home environments—exposures that directly promote synaptic strengthening and myelination in developing neural circuits (Hart &amp; Risley, 1995; Tomalski &amp; Johnson, 2010). Two converging lines of evidence from this review support this pathway.</w:t>
+        <w:t>The cognitive stimulation hypothesis proposes that more educated parents provide richer language input, engage in more frequent and cognitively demanding parent–child interactions, and maintain more literacy-oriented home environments—exposures that directly promote synaptic strengthening and myelination in developing neural circuits (Hart &amp; Risley, 1995; Tomalski &amp; Johnson, 2010). The original Hart and Risley (1995) estimates of SES-related word-gap differences have been questioned on methodological and generalizability grounds (Sperry et al., 2019), and the present review does not rely on those specific figures; the broader principle that language input quality varies with parental education is supported independently by the DTI and EEG findings reviewed here. Two converging lines of evidence from this review support this pathway.</w:t>
       </w:r>
     </w:p>
     <w:p>
@@ -5969,7 +5873,7 @@
           <w:i w:val="0"/>
           <w:sz w:val="24"/>
         </w:rPr>
-        <w:t>The two pathways are not mutually exclusive and likely operate simultaneously across the developmental period covered by this review. For children assessed at birth and in the neonatal period (McKinnon et al., 2023; Ramphal et al., 2020; Konrad et al., 2024), prenatal mechanisms—operating via maternal stress physiology and nutritional status—must be the primary driver of observed parental education effects, given that postnatal environmental experience had not yet accrued at the time of measurement. For children assessed in infancy and beyond (Turesky et al., 2022; Shephard et al., 2019; Maguire &amp; Schneider, 2019; Ozernov-Palchik et al., 2019), both prenatal programming and ongoing postnatal environmental inputs plausibly contribute.</w:t>
+        <w:t>The two pathways are not mutually exclusive and likely operate simultaneously across the developmental period covered by this review. For children assessed at birth and in the neonatal period (McKinnon et al., 2023; Ramphal et al., 2020; Konrad et al., 2024), prenatal mechanisms—operating via maternal stress physiology and nutritional status—likely contribute substantially to the observed parental education associations, given that postnatal environmental experience had not yet accrued at the time of measurement. For children assessed in infancy and beyond (Turesky et al., 2022; Shephard et al., 2019; Maguire &amp; Schneider, 2019; Ozernov-Palchik et al., 2019), both prenatal programming and ongoing postnatal environmental inputs plausibly contribute.</w:t>
       </w:r>
     </w:p>
     <w:p>
@@ -6057,7 +5961,7 @@
           <w:i w:val="0"/>
           <w:sz w:val="24"/>
         </w:rPr>
-        <w:t xml:space="preserve">Two structural findings are particularly notable from a developmental neuroscience perspective. First, parental education effects were detectable in neonates assessed within days of birth (McKinnon et al., 2023; Ramphal et al., 2020; Konrad et al., 2024), establishing that associations between parental education and neural outcomes are detectable from birth, consistent with </w:t>
+        <w:t xml:space="preserve">Two structural findings are particularly notable from a developmental neuroscience perspective. First, parental education associations with neural outcomes were detectable in neonates assessed within days of birth (McKinnon et al., 2023; Ramphal et al., 2020; Konrad et al., 2024), consistent with </w:t>
       </w:r>
       <w:r>
         <w:rPr>
@@ -6075,7 +5979,7 @@
           <w:i w:val="0"/>
           <w:sz w:val="24"/>
         </w:rPr>
-        <w:t xml:space="preserve"> influences. Second, across the DTI studies, the arcuate fasciculus was the most consistently implicated white matter tract in two of three studies (Turesky et al., 2022; Ozernov-Palchik et al., 2019), and the education–FA association in this tract persisted after controlling for income, pointing to language experience quality as a plausible proximal mechanism.</w:t>
+        <w:t xml:space="preserve"> influences. Second, across the DTI studies, the arcuate fasciculus was implicated in two of three DTI studies (Turesky et al., 2022; Ozernov-Palchik et al., 2019), and the education–FA association in this tract persisted after controlling for income, pointing to language experience quality as a plausible proximal mechanism.</w:t>
       </w:r>
     </w:p>
     <w:p>
@@ -6119,7 +6023,7 @@
           <w:i w:val="0"/>
           <w:sz w:val="24"/>
         </w:rPr>
-        <w:t xml:space="preserve">The age distribution of included studies and their findings speaks to the question of when in development parental education effects on neural outcomes first emerge and whether effects are concentrated in particular developmental windows. The neonatal findings (three of 16 studies) establish associations detectable from birth, consistent with </w:t>
+        <w:t xml:space="preserve">The age distribution of included studies speaks to the question of when in development parental education associations with neural outcomes are first detectable and whether associations are concentrated in particular developmental windows. The neonatal findings (three of 16 studies) establish associations detectable from birth, consistent with </w:t>
       </w:r>
       <w:r>
         <w:rPr>
@@ -6249,7 +6153,7 @@
           <w:i w:val="0"/>
           <w:sz w:val="24"/>
         </w:rPr>
-        <w:t xml:space="preserve"> Across 16 studies, parental education was operationalized in at least six distinct ways (maternal years, paternal years, mean parental years, highest parental level, binary degree attainment, composite-separable). This heterogeneity limits the precision of conclusions about dose–response relationships and makes it impossible to determine whether specific thresholds of educational attainment (e.g., university degree) confer qualitatively different benefits than incremental differences within lower educational levels.</w:t>
+        <w:t xml:space="preserve"> Across 16 studies, parental education was operationalized in at least six distinct ways (maternal years, paternal years, mean parental years, highest parental level, binary degree attainment, composite-separable). Notably, 14 of 16 studies relied primarily on maternal education; only two studies used highest-parental or combined-parental measures. The theoretical mechanisms proposed in this review—language input quality, caregiver sensitivity, stress buffering—differ systematically for maternal versus paternal education, and it remains unclear whether paternal education confers independent neural advantages beyond those associated with maternal education. Conclusions should therefore be read primarily as reflecting associations with maternal educational attainment. This heterogeneity also limits the precision of conclusions about dose–response relationships and makes it impossible to determine whether specific thresholds of educational attainment (e.g., university degree) confer qualitatively different advantages than incremental differences within lower educational levels.</w:t>
       </w:r>
     </w:p>
     <w:p>
@@ -9559,6 +9463,57 @@
           <w:sz w:val="24"/>
         </w:rPr>
         <w:t>(8), Article e1008851. https://doi.org/10.1371/journal.pgen.1008851</w:t>
+      </w:r>
+    </w:p>
+    <w:p>
+      <w:pPr>
+        <w:jc w:val="left"/>
+        <w:spacing w:before="0" w:after="120" w:line="480" w:lineRule="auto"/>
+      </w:pPr>
+      <w:r>
+        <w:rPr>
+          <w:rFonts w:ascii="Times New Roman" w:hAnsi="Times New Roman"/>
+          <w:b w:val="0"/>
+          <w:i w:val="0"/>
+          <w:sz w:val="24"/>
+        </w:rPr>
+        <w:t xml:space="preserve">Sperry, D. E., Sperry, L. L., &amp; Miller, P. J. (2019). Reexamining the verbal environments of children from different socioeconomic backgrounds. </w:t>
+      </w:r>
+      <w:r>
+        <w:rPr>
+          <w:rFonts w:ascii="Times New Roman" w:hAnsi="Times New Roman"/>
+          <w:b w:val="0"/>
+          <w:i/>
+          <w:sz w:val="24"/>
+        </w:rPr>
+        <w:t>Child Development</w:t>
+      </w:r>
+      <w:r>
+        <w:rPr>
+          <w:rFonts w:ascii="Times New Roman" w:hAnsi="Times New Roman"/>
+          <w:b w:val="0"/>
+          <w:i w:val="0"/>
+          <w:sz w:val="24"/>
+        </w:rPr>
+        <w:t xml:space="preserve">, </w:t>
+      </w:r>
+      <w:r>
+        <w:rPr>
+          <w:rFonts w:ascii="Times New Roman" w:hAnsi="Times New Roman"/>
+          <w:b w:val="0"/>
+          <w:i/>
+          <w:sz w:val="24"/>
+        </w:rPr>
+        <w:t>90</w:t>
+      </w:r>
+      <w:r>
+        <w:rPr>
+          <w:rFonts w:ascii="Times New Roman" w:hAnsi="Times New Roman"/>
+          <w:b w:val="0"/>
+          <w:i w:val="0"/>
+          <w:sz w:val="24"/>
+        </w:rPr>
+        <w:t>(4), 1303–1318. https://doi.org/10.1111/cdev.13072</w:t>
       </w:r>
     </w:p>
     <w:sectPr>
